--- a/docs/代码文件结构.docx
+++ b/docs/代码文件结构.docx
@@ -4,28 +4,30 @@
   <w:body>
     <w:p>
       <w:pPr>
-        <w:spacing w:after="120"/>
+        <w:spacing w:after="120" w:line="360" w:lineRule="auto"/>
+        <w:ind w:firstLine="0"/>
       </w:pPr>
       <w:r>
         <w:rPr>
-          <w:rFonts w:ascii="微软雅黑" w:hAnsi="微软雅黑" w:eastAsia="微软雅黑"/>
+          <w:rFonts w:ascii="Times New Roman" w:hAnsi="Times New Roman" w:eastAsia="黑体"/>
           <w:b/>
           <w:color w:val="0F2B46"/>
-          <w:sz w:val="36"/>
+          <w:sz w:val="44"/>
         </w:rPr>
         <w:t>TeamPulse 代码文件结构（2026-10-27 重算）</w:t>
       </w:r>
     </w:p>
     <w:p>
       <w:pPr>
-        <w:spacing w:after="200"/>
+        <w:spacing w:after="200" w:line="360" w:lineRule="auto"/>
+        <w:ind w:firstLine="420"/>
       </w:pPr>
       <w:r>
         <w:rPr>
-          <w:rFonts w:ascii="微软雅黑" w:hAnsi="微软雅黑" w:eastAsia="微软雅黑"/>
+          <w:rFonts w:ascii="Times New Roman" w:hAnsi="Times New Roman" w:eastAsia="宋体"/>
           <w:b w:val="0"/>
           <w:color w:val="5A7290"/>
-          <w:sz w:val="18"/>
+          <w:sz w:val="21"/>
         </w:rPr>
         <w:t>统计口径：backend/src/main/java 下的 .java、frontend/src 下的 .vue 与 .js、db/migration 下的 .sql。</w:t>
       </w:r>
@@ -33,13 +35,14 @@
     <w:p>
       <w:pPr>
         <w:pStyle w:val="Heading1"/>
+        <w:ind w:firstLine="0"/>
       </w:pPr>
       <w:r>
         <w:rPr>
-          <w:rFonts w:ascii="微软雅黑" w:hAnsi="微软雅黑" w:eastAsia="微软雅黑"/>
+          <w:rFonts w:ascii="Times New Roman" w:hAnsi="Times New Roman" w:eastAsia="黑体"/>
           <w:b/>
           <w:color w:val="0F2B46"/>
-          <w:sz w:val="30"/>
+          <w:sz w:val="32"/>
         </w:rPr>
         <w:t>一、总体规模</w:t>
       </w:r>
@@ -48,6 +51,7 @@
       <w:tblPr>
         <w:tblStyle w:val="TableGrid"/>
         <w:tblW w:type="auto" w:w="0"/>
+        <w:jc w:val="center"/>
         <w:tblLayout w:type="fixed"/>
         <w:tblLook w:firstColumn="1" w:firstRow="1" w:lastColumn="0" w:lastRow="0" w:noHBand="0" w:noVBand="1" w:val="04A0"/>
         <w:tblLayout w:type="fixed"/>
@@ -57,18 +61,31 @@
         <w:gridCol w:w="5103"/>
       </w:tblGrid>
       <w:tr>
+        <w:trPr>
+          <w:tblHeader/>
+        </w:trPr>
         <w:tc>
           <w:tcPr>
             <w:tcW w:type="dxa" w:w="2835"/>
-            <w:shd w:fill="E8EEF6"/>
+            <w:shd w:fill="E8EEF6" w:val="clear" w:color="auto"/>
           </w:tcPr>
           <w:p>
-            <w:r/>
+            <w:pPr>
+              <w:spacing w:line="240" w:lineRule="auto"/>
+              <w:ind w:firstLine="0"/>
+              <w:jc w:val="center"/>
+            </w:pPr>
             <w:r>
               <w:rPr>
-                <w:rFonts w:ascii="微软雅黑" w:hAnsi="微软雅黑" w:eastAsia="微软雅黑"/>
+                <w:rFonts w:ascii="Times New Roman" w:hAnsi="Times New Roman" w:eastAsia="宋体"/>
+                <w:sz w:val="18"/>
+              </w:rPr>
+            </w:r>
+            <w:r>
+              <w:rPr>
+                <w:rFonts w:ascii="Times New Roman" w:hAnsi="Times New Roman" w:eastAsia="宋体"/>
                 <w:b/>
-                <w:sz w:val="17"/>
+                <w:sz w:val="21"/>
               </w:rPr>
               <w:t>项</w:t>
             </w:r>
@@ -77,15 +94,25 @@
         <w:tc>
           <w:tcPr>
             <w:tcW w:type="dxa" w:w="5102"/>
-            <w:shd w:fill="E8EEF6"/>
+            <w:shd w:fill="E8EEF6" w:val="clear" w:color="auto"/>
           </w:tcPr>
           <w:p>
-            <w:r/>
+            <w:pPr>
+              <w:spacing w:line="240" w:lineRule="auto"/>
+              <w:ind w:firstLine="0"/>
+              <w:jc w:val="center"/>
+            </w:pPr>
             <w:r>
               <w:rPr>
-                <w:rFonts w:ascii="微软雅黑" w:hAnsi="微软雅黑" w:eastAsia="微软雅黑"/>
+                <w:rFonts w:ascii="Times New Roman" w:hAnsi="Times New Roman" w:eastAsia="宋体"/>
+                <w:sz w:val="18"/>
+              </w:rPr>
+            </w:r>
+            <w:r>
+              <w:rPr>
+                <w:rFonts w:ascii="Times New Roman" w:hAnsi="Times New Roman" w:eastAsia="宋体"/>
                 <w:b/>
-                <w:sz w:val="17"/>
+                <w:sz w:val="21"/>
               </w:rPr>
               <w:t>数量</w:t>
             </w:r>
@@ -98,12 +125,21 @@
             <w:tcW w:type="dxa" w:w="2835"/>
           </w:tcPr>
           <w:p>
-            <w:r/>
+            <w:pPr>
+              <w:spacing w:line="240" w:lineRule="auto"/>
+              <w:ind w:firstLine="0"/>
+            </w:pPr>
             <w:r>
               <w:rPr>
-                <w:rFonts w:ascii="微软雅黑" w:hAnsi="微软雅黑" w:eastAsia="微软雅黑"/>
+                <w:rFonts w:ascii="Times New Roman" w:hAnsi="Times New Roman" w:eastAsia="宋体"/>
+                <w:sz w:val="18"/>
+              </w:rPr>
+            </w:r>
+            <w:r>
+              <w:rPr>
+                <w:rFonts w:ascii="Times New Roman" w:hAnsi="Times New Roman" w:eastAsia="宋体"/>
                 <w:b w:val="0"/>
-                <w:sz w:val="17"/>
+                <w:sz w:val="21"/>
               </w:rPr>
               <w:t>后端 Java 文件</w:t>
             </w:r>
@@ -114,12 +150,21 @@
             <w:tcW w:type="dxa" w:w="5102"/>
           </w:tcPr>
           <w:p>
-            <w:r/>
+            <w:pPr>
+              <w:spacing w:line="240" w:lineRule="auto"/>
+              <w:ind w:firstLine="0"/>
+            </w:pPr>
             <w:r>
               <w:rPr>
-                <w:rFonts w:ascii="微软雅黑" w:hAnsi="微软雅黑" w:eastAsia="微软雅黑"/>
+                <w:rFonts w:ascii="Times New Roman" w:hAnsi="Times New Roman" w:eastAsia="宋体"/>
+                <w:sz w:val="18"/>
+              </w:rPr>
+            </w:r>
+            <w:r>
+              <w:rPr>
+                <w:rFonts w:ascii="Times New Roman" w:hAnsi="Times New Roman" w:eastAsia="宋体"/>
                 <w:b w:val="0"/>
-                <w:sz w:val="17"/>
+                <w:sz w:val="21"/>
               </w:rPr>
               <w:t>125（约 9 841 行）</w:t>
             </w:r>
@@ -132,12 +177,21 @@
             <w:tcW w:type="dxa" w:w="2835"/>
           </w:tcPr>
           <w:p>
-            <w:r/>
+            <w:pPr>
+              <w:spacing w:line="240" w:lineRule="auto"/>
+              <w:ind w:firstLine="0"/>
+            </w:pPr>
             <w:r>
               <w:rPr>
-                <w:rFonts w:ascii="微软雅黑" w:hAnsi="微软雅黑" w:eastAsia="微软雅黑"/>
+                <w:rFonts w:ascii="Times New Roman" w:hAnsi="Times New Roman" w:eastAsia="宋体"/>
+                <w:sz w:val="18"/>
+              </w:rPr>
+            </w:r>
+            <w:r>
+              <w:rPr>
+                <w:rFonts w:ascii="Times New Roman" w:hAnsi="Times New Roman" w:eastAsia="宋体"/>
                 <w:b w:val="0"/>
-                <w:sz w:val="17"/>
+                <w:sz w:val="21"/>
               </w:rPr>
               <w:t>后端测试文件</w:t>
             </w:r>
@@ -148,12 +202,21 @@
             <w:tcW w:type="dxa" w:w="5102"/>
           </w:tcPr>
           <w:p>
-            <w:r/>
+            <w:pPr>
+              <w:spacing w:line="240" w:lineRule="auto"/>
+              <w:ind w:firstLine="0"/>
+            </w:pPr>
             <w:r>
               <w:rPr>
-                <w:rFonts w:ascii="微软雅黑" w:hAnsi="微软雅黑" w:eastAsia="微软雅黑"/>
+                <w:rFonts w:ascii="Times New Roman" w:hAnsi="Times New Roman" w:eastAsia="宋体"/>
+                <w:sz w:val="18"/>
+              </w:rPr>
+            </w:r>
+            <w:r>
+              <w:rPr>
+                <w:rFonts w:ascii="Times New Roman" w:hAnsi="Times New Roman" w:eastAsia="宋体"/>
                 <w:b w:val="0"/>
-                <w:sz w:val="17"/>
+                <w:sz w:val="21"/>
               </w:rPr>
               <w:t>1（AttendanceCalculatorTest，11 个用例）</w:t>
             </w:r>
@@ -166,12 +229,21 @@
             <w:tcW w:type="dxa" w:w="2835"/>
           </w:tcPr>
           <w:p>
-            <w:r/>
+            <w:pPr>
+              <w:spacing w:line="240" w:lineRule="auto"/>
+              <w:ind w:firstLine="0"/>
+            </w:pPr>
             <w:r>
               <w:rPr>
-                <w:rFonts w:ascii="微软雅黑" w:hAnsi="微软雅黑" w:eastAsia="微软雅黑"/>
+                <w:rFonts w:ascii="Times New Roman" w:hAnsi="Times New Roman" w:eastAsia="宋体"/>
+                <w:sz w:val="18"/>
+              </w:rPr>
+            </w:r>
+            <w:r>
+              <w:rPr>
+                <w:rFonts w:ascii="Times New Roman" w:hAnsi="Times New Roman" w:eastAsia="宋体"/>
                 <w:b w:val="0"/>
-                <w:sz w:val="17"/>
+                <w:sz w:val="21"/>
               </w:rPr>
               <w:t>控制器 / REST 接口</w:t>
             </w:r>
@@ -182,12 +254,21 @@
             <w:tcW w:type="dxa" w:w="5102"/>
           </w:tcPr>
           <w:p>
-            <w:r/>
+            <w:pPr>
+              <w:spacing w:line="240" w:lineRule="auto"/>
+              <w:ind w:firstLine="0"/>
+            </w:pPr>
             <w:r>
               <w:rPr>
-                <w:rFonts w:ascii="微软雅黑" w:hAnsi="微软雅黑" w:eastAsia="微软雅黑"/>
+                <w:rFonts w:ascii="Times New Roman" w:hAnsi="Times New Roman" w:eastAsia="宋体"/>
+                <w:sz w:val="18"/>
+              </w:rPr>
+            </w:r>
+            <w:r>
+              <w:rPr>
+                <w:rFonts w:ascii="Times New Roman" w:hAnsi="Times New Roman" w:eastAsia="宋体"/>
                 <w:b w:val="0"/>
-                <w:sz w:val="17"/>
+                <w:sz w:val="21"/>
               </w:rPr>
               <w:t>16 个 / 90 个</w:t>
             </w:r>
@@ -200,12 +281,21 @@
             <w:tcW w:type="dxa" w:w="2835"/>
           </w:tcPr>
           <w:p>
-            <w:r/>
+            <w:pPr>
+              <w:spacing w:line="240" w:lineRule="auto"/>
+              <w:ind w:firstLine="0"/>
+            </w:pPr>
             <w:r>
               <w:rPr>
-                <w:rFonts w:ascii="微软雅黑" w:hAnsi="微软雅黑" w:eastAsia="微软雅黑"/>
+                <w:rFonts w:ascii="Times New Roman" w:hAnsi="Times New Roman" w:eastAsia="宋体"/>
+                <w:sz w:val="18"/>
+              </w:rPr>
+            </w:r>
+            <w:r>
+              <w:rPr>
+                <w:rFonts w:ascii="Times New Roman" w:hAnsi="Times New Roman" w:eastAsia="宋体"/>
                 <w:b w:val="0"/>
-                <w:sz w:val="17"/>
+                <w:sz w:val="21"/>
               </w:rPr>
               <w:t>数据表</w:t>
             </w:r>
@@ -216,12 +306,21 @@
             <w:tcW w:type="dxa" w:w="5102"/>
           </w:tcPr>
           <w:p>
-            <w:r/>
+            <w:pPr>
+              <w:spacing w:line="240" w:lineRule="auto"/>
+              <w:ind w:firstLine="0"/>
+            </w:pPr>
             <w:r>
               <w:rPr>
-                <w:rFonts w:ascii="微软雅黑" w:hAnsi="微软雅黑" w:eastAsia="微软雅黑"/>
+                <w:rFonts w:ascii="Times New Roman" w:hAnsi="Times New Roman" w:eastAsia="宋体"/>
+                <w:sz w:val="18"/>
+              </w:rPr>
+            </w:r>
+            <w:r>
+              <w:rPr>
+                <w:rFonts w:ascii="Times New Roman" w:hAnsi="Times New Roman" w:eastAsia="宋体"/>
                 <w:b w:val="0"/>
-                <w:sz w:val="17"/>
+                <w:sz w:val="21"/>
               </w:rPr>
               <w:t>21（15 业务 + 6 权限·审批·审计，含 flyway 历史表）</w:t>
             </w:r>
@@ -234,12 +333,21 @@
             <w:tcW w:type="dxa" w:w="2835"/>
           </w:tcPr>
           <w:p>
-            <w:r/>
+            <w:pPr>
+              <w:spacing w:line="240" w:lineRule="auto"/>
+              <w:ind w:firstLine="0"/>
+            </w:pPr>
             <w:r>
               <w:rPr>
-                <w:rFonts w:ascii="微软雅黑" w:hAnsi="微软雅黑" w:eastAsia="微软雅黑"/>
+                <w:rFonts w:ascii="Times New Roman" w:hAnsi="Times New Roman" w:eastAsia="宋体"/>
+                <w:sz w:val="18"/>
+              </w:rPr>
+            </w:r>
+            <w:r>
+              <w:rPr>
+                <w:rFonts w:ascii="Times New Roman" w:hAnsi="Times New Roman" w:eastAsia="宋体"/>
                 <w:b w:val="0"/>
-                <w:sz w:val="17"/>
+                <w:sz w:val="21"/>
               </w:rPr>
               <w:t>数据库迁移</w:t>
             </w:r>
@@ -250,14 +358,16 @@
             <w:tcW w:type="dxa" w:w="5102"/>
           </w:tcPr>
           <w:p>
-            <w:r/>
+            <w:pPr>
+              <w:spacing w:line="240" w:lineRule="auto"/>
+              <w:ind w:firstLine="0"/>
+            </w:pPr>
             <w:r>
               <w:rPr>
-                <w:rFonts w:ascii="微软雅黑" w:hAnsi="微软雅黑" w:eastAsia="微软雅黑"/>
-                <w:b w:val="0"/>
-                <w:sz w:val="17"/>
+                <w:rFonts w:ascii="Times New Roman" w:hAnsi="Times New Roman" w:eastAsia="宋体"/>
+                <w:sz w:val="21"/>
               </w:rPr>
-              <w:t>6（V1~V6）</w:t>
+              <w:t>8（V1~V8）</w:t>
             </w:r>
           </w:p>
         </w:tc>
@@ -268,12 +378,21 @@
             <w:tcW w:type="dxa" w:w="2835"/>
           </w:tcPr>
           <w:p>
-            <w:r/>
+            <w:pPr>
+              <w:spacing w:line="240" w:lineRule="auto"/>
+              <w:ind w:firstLine="0"/>
+            </w:pPr>
             <w:r>
               <w:rPr>
-                <w:rFonts w:ascii="微软雅黑" w:hAnsi="微软雅黑" w:eastAsia="微软雅黑"/>
+                <w:rFonts w:ascii="Times New Roman" w:hAnsi="Times New Roman" w:eastAsia="宋体"/>
+                <w:sz w:val="18"/>
+              </w:rPr>
+            </w:r>
+            <w:r>
+              <w:rPr>
+                <w:rFonts w:ascii="Times New Roman" w:hAnsi="Times New Roman" w:eastAsia="宋体"/>
                 <w:b w:val="0"/>
-                <w:sz w:val="17"/>
+                <w:sz w:val="21"/>
               </w:rPr>
               <w:t>前端 Vue 组件</w:t>
             </w:r>
@@ -284,12 +403,21 @@
             <w:tcW w:type="dxa" w:w="5102"/>
           </w:tcPr>
           <w:p>
-            <w:r/>
+            <w:pPr>
+              <w:spacing w:line="240" w:lineRule="auto"/>
+              <w:ind w:firstLine="0"/>
+            </w:pPr>
             <w:r>
               <w:rPr>
-                <w:rFonts w:ascii="微软雅黑" w:hAnsi="微软雅黑" w:eastAsia="微软雅黑"/>
+                <w:rFonts w:ascii="Times New Roman" w:hAnsi="Times New Roman" w:eastAsia="宋体"/>
+                <w:sz w:val="18"/>
+              </w:rPr>
+            </w:r>
+            <w:r>
+              <w:rPr>
+                <w:rFonts w:ascii="Times New Roman" w:hAnsi="Times New Roman" w:eastAsia="宋体"/>
                 <w:b w:val="0"/>
-                <w:sz w:val="17"/>
+                <w:sz w:val="21"/>
               </w:rPr>
               <w:t>42（约 16 586 行）</w:t>
             </w:r>
@@ -302,12 +430,21 @@
             <w:tcW w:type="dxa" w:w="2835"/>
           </w:tcPr>
           <w:p>
-            <w:r/>
+            <w:pPr>
+              <w:spacing w:line="240" w:lineRule="auto"/>
+              <w:ind w:firstLine="0"/>
+            </w:pPr>
             <w:r>
               <w:rPr>
-                <w:rFonts w:ascii="微软雅黑" w:hAnsi="微软雅黑" w:eastAsia="微软雅黑"/>
+                <w:rFonts w:ascii="Times New Roman" w:hAnsi="Times New Roman" w:eastAsia="宋体"/>
+                <w:sz w:val="18"/>
+              </w:rPr>
+            </w:r>
+            <w:r>
+              <w:rPr>
+                <w:rFonts w:ascii="Times New Roman" w:hAnsi="Times New Roman" w:eastAsia="宋体"/>
                 <w:b w:val="0"/>
-                <w:sz w:val="17"/>
+                <w:sz w:val="21"/>
               </w:rPr>
               <w:t>前端 JS 模块</w:t>
             </w:r>
@@ -318,12 +455,21 @@
             <w:tcW w:type="dxa" w:w="5102"/>
           </w:tcPr>
           <w:p>
-            <w:r/>
+            <w:pPr>
+              <w:spacing w:line="240" w:lineRule="auto"/>
+              <w:ind w:firstLine="0"/>
+            </w:pPr>
             <w:r>
               <w:rPr>
-                <w:rFonts w:ascii="微软雅黑" w:hAnsi="微软雅黑" w:eastAsia="微软雅黑"/>
+                <w:rFonts w:ascii="Times New Roman" w:hAnsi="Times New Roman" w:eastAsia="宋体"/>
+                <w:sz w:val="18"/>
+              </w:rPr>
+            </w:r>
+            <w:r>
+              <w:rPr>
+                <w:rFonts w:ascii="Times New Roman" w:hAnsi="Times New Roman" w:eastAsia="宋体"/>
                 <w:b w:val="0"/>
-                <w:sz w:val="17"/>
+                <w:sz w:val="21"/>
               </w:rPr>
               <w:t>11</w:t>
             </w:r>
@@ -336,12 +482,21 @@
             <w:tcW w:type="dxa" w:w="2835"/>
           </w:tcPr>
           <w:p>
-            <w:r/>
+            <w:pPr>
+              <w:spacing w:line="240" w:lineRule="auto"/>
+              <w:ind w:firstLine="0"/>
+            </w:pPr>
             <w:r>
               <w:rPr>
-                <w:rFonts w:ascii="微软雅黑" w:hAnsi="微软雅黑" w:eastAsia="微软雅黑"/>
+                <w:rFonts w:ascii="Times New Roman" w:hAnsi="Times New Roman" w:eastAsia="宋体"/>
+                <w:sz w:val="18"/>
+              </w:rPr>
+            </w:r>
+            <w:r>
+              <w:rPr>
+                <w:rFonts w:ascii="Times New Roman" w:hAnsi="Times New Roman" w:eastAsia="宋体"/>
                 <w:b w:val="0"/>
-                <w:sz w:val="17"/>
+                <w:sz w:val="21"/>
               </w:rPr>
               <w:t>ESP32 固件</w:t>
             </w:r>
@@ -352,12 +507,21 @@
             <w:tcW w:type="dxa" w:w="5102"/>
           </w:tcPr>
           <w:p>
-            <w:r/>
+            <w:pPr>
+              <w:spacing w:line="240" w:lineRule="auto"/>
+              <w:ind w:firstLine="0"/>
+            </w:pPr>
             <w:r>
               <w:rPr>
-                <w:rFonts w:ascii="微软雅黑" w:hAnsi="微软雅黑" w:eastAsia="微软雅黑"/>
+                <w:rFonts w:ascii="Times New Roman" w:hAnsi="Times New Roman" w:eastAsia="宋体"/>
+                <w:sz w:val="18"/>
+              </w:rPr>
+            </w:r>
+            <w:r>
+              <w:rPr>
+                <w:rFonts w:ascii="Times New Roman" w:hAnsi="Times New Roman" w:eastAsia="宋体"/>
                 <w:b w:val="0"/>
-                <w:sz w:val="17"/>
+                <w:sz w:val="21"/>
               </w:rPr>
               <w:t>1 个 .ino（约 1 100 行）</w:t>
             </w:r>
@@ -373,21 +537,26 @@
     <w:p>
       <w:pPr>
         <w:pStyle w:val="Heading1"/>
+        <w:ind w:firstLine="0"/>
       </w:pPr>
       <w:r>
         <w:rPr>
-          <w:rFonts w:ascii="微软雅黑" w:hAnsi="微软雅黑" w:eastAsia="微软雅黑"/>
+          <w:rFonts w:ascii="Times New Roman" w:hAnsi="Times New Roman" w:eastAsia="黑体"/>
           <w:b/>
           <w:color w:val="0F2B46"/>
-          <w:sz w:val="30"/>
+          <w:sz w:val="32"/>
         </w:rPr>
         <w:t>二、顶层目录</w:t>
       </w:r>
     </w:p>
     <w:p>
+      <w:pPr>
+        <w:spacing w:line="240" w:lineRule="auto"/>
+        <w:ind w:firstLine="0"/>
+      </w:pPr>
       <w:r>
         <w:rPr>
-          <w:rFonts w:ascii="Consolas" w:hAnsi="Consolas" w:eastAsia="Consolas"/>
+          <w:rFonts w:ascii="Consolas" w:hAnsi="Consolas" w:eastAsia="宋体"/>
           <w:b w:val="0"/>
           <w:sz w:val="18"/>
         </w:rPr>
@@ -395,9 +564,13 @@
       </w:r>
     </w:p>
     <w:p>
+      <w:pPr>
+        <w:spacing w:line="240" w:lineRule="auto"/>
+        <w:ind w:firstLine="0"/>
+      </w:pPr>
       <w:r>
         <w:rPr>
-          <w:rFonts w:ascii="Consolas" w:hAnsi="Consolas" w:eastAsia="Consolas"/>
+          <w:rFonts w:ascii="Consolas" w:hAnsi="Consolas" w:eastAsia="宋体"/>
           <w:b w:val="0"/>
           <w:sz w:val="18"/>
         </w:rPr>
@@ -405,9 +578,13 @@
       </w:r>
     </w:p>
     <w:p>
+      <w:pPr>
+        <w:spacing w:line="240" w:lineRule="auto"/>
+        <w:ind w:firstLine="0"/>
+      </w:pPr>
       <w:r>
         <w:rPr>
-          <w:rFonts w:ascii="Consolas" w:hAnsi="Consolas" w:eastAsia="Consolas"/>
+          <w:rFonts w:ascii="Consolas" w:hAnsi="Consolas" w:eastAsia="宋体"/>
           <w:b w:val="0"/>
           <w:sz w:val="18"/>
         </w:rPr>
@@ -415,9 +592,13 @@
       </w:r>
     </w:p>
     <w:p>
+      <w:pPr>
+        <w:spacing w:line="240" w:lineRule="auto"/>
+        <w:ind w:firstLine="0"/>
+      </w:pPr>
       <w:r>
         <w:rPr>
-          <w:rFonts w:ascii="Consolas" w:hAnsi="Consolas" w:eastAsia="Consolas"/>
+          <w:rFonts w:ascii="Consolas" w:hAnsi="Consolas" w:eastAsia="宋体"/>
           <w:b w:val="0"/>
           <w:sz w:val="18"/>
         </w:rPr>
@@ -425,9 +606,13 @@
       </w:r>
     </w:p>
     <w:p>
+      <w:pPr>
+        <w:spacing w:line="240" w:lineRule="auto"/>
+        <w:ind w:firstLine="0"/>
+      </w:pPr>
       <w:r>
         <w:rPr>
-          <w:rFonts w:ascii="Consolas" w:hAnsi="Consolas" w:eastAsia="Consolas"/>
+          <w:rFonts w:ascii="Consolas" w:hAnsi="Consolas" w:eastAsia="宋体"/>
           <w:b w:val="0"/>
           <w:sz w:val="18"/>
         </w:rPr>
@@ -435,9 +620,13 @@
       </w:r>
     </w:p>
     <w:p>
+      <w:pPr>
+        <w:spacing w:line="240" w:lineRule="auto"/>
+        <w:ind w:firstLine="0"/>
+      </w:pPr>
       <w:r>
         <w:rPr>
-          <w:rFonts w:ascii="Consolas" w:hAnsi="Consolas" w:eastAsia="Consolas"/>
+          <w:rFonts w:ascii="Consolas" w:hAnsi="Consolas" w:eastAsia="宋体"/>
           <w:b w:val="0"/>
           <w:sz w:val="18"/>
         </w:rPr>
@@ -445,9 +634,13 @@
       </w:r>
     </w:p>
     <w:p>
+      <w:pPr>
+        <w:spacing w:line="240" w:lineRule="auto"/>
+        <w:ind w:firstLine="0"/>
+      </w:pPr>
       <w:r>
         <w:rPr>
-          <w:rFonts w:ascii="Consolas" w:hAnsi="Consolas" w:eastAsia="Consolas"/>
+          <w:rFonts w:ascii="Consolas" w:hAnsi="Consolas" w:eastAsia="宋体"/>
           <w:b w:val="0"/>
           <w:sz w:val="18"/>
         </w:rPr>
@@ -455,9 +648,13 @@
       </w:r>
     </w:p>
     <w:p>
+      <w:pPr>
+        <w:spacing w:line="240" w:lineRule="auto"/>
+        <w:ind w:firstLine="0"/>
+      </w:pPr>
       <w:r>
         <w:rPr>
-          <w:rFonts w:ascii="Consolas" w:hAnsi="Consolas" w:eastAsia="Consolas"/>
+          <w:rFonts w:ascii="Consolas" w:hAnsi="Consolas" w:eastAsia="宋体"/>
           <w:b w:val="0"/>
           <w:sz w:val="18"/>
         </w:rPr>
@@ -465,9 +662,13 @@
       </w:r>
     </w:p>
     <w:p>
+      <w:pPr>
+        <w:spacing w:line="240" w:lineRule="auto"/>
+        <w:ind w:firstLine="0"/>
+      </w:pPr>
       <w:r>
         <w:rPr>
-          <w:rFonts w:ascii="Consolas" w:hAnsi="Consolas" w:eastAsia="Consolas"/>
+          <w:rFonts w:ascii="Consolas" w:hAnsi="Consolas" w:eastAsia="宋体"/>
           <w:b w:val="0"/>
           <w:sz w:val="18"/>
         </w:rPr>
@@ -475,9 +676,13 @@
       </w:r>
     </w:p>
     <w:p>
+      <w:pPr>
+        <w:spacing w:line="240" w:lineRule="auto"/>
+        <w:ind w:firstLine="0"/>
+      </w:pPr>
       <w:r>
         <w:rPr>
-          <w:rFonts w:ascii="Consolas" w:hAnsi="Consolas" w:eastAsia="Consolas"/>
+          <w:rFonts w:ascii="Consolas" w:hAnsi="Consolas" w:eastAsia="宋体"/>
           <w:b w:val="0"/>
           <w:sz w:val="18"/>
         </w:rPr>
@@ -485,9 +690,13 @@
       </w:r>
     </w:p>
     <w:p>
+      <w:pPr>
+        <w:spacing w:line="240" w:lineRule="auto"/>
+        <w:ind w:firstLine="0"/>
+      </w:pPr>
       <w:r>
         <w:rPr>
-          <w:rFonts w:ascii="Consolas" w:hAnsi="Consolas" w:eastAsia="Consolas"/>
+          <w:rFonts w:ascii="Consolas" w:hAnsi="Consolas" w:eastAsia="宋体"/>
           <w:b w:val="0"/>
           <w:sz w:val="18"/>
         </w:rPr>
@@ -497,13 +706,14 @@
     <w:p>
       <w:pPr>
         <w:pStyle w:val="Heading1"/>
+        <w:ind w:firstLine="0"/>
       </w:pPr>
       <w:r>
         <w:rPr>
-          <w:rFonts w:ascii="微软雅黑" w:hAnsi="微软雅黑" w:eastAsia="微软雅黑"/>
+          <w:rFonts w:ascii="Times New Roman" w:hAnsi="Times New Roman" w:eastAsia="黑体"/>
           <w:b/>
           <w:color w:val="0F2B46"/>
-          <w:sz w:val="30"/>
+          <w:sz w:val="32"/>
         </w:rPr>
         <w:t>三、后端关键路径</w:t>
       </w:r>
@@ -512,6 +722,7 @@
       <w:tblPr>
         <w:tblStyle w:val="TableGrid"/>
         <w:tblW w:type="auto" w:w="0"/>
+        <w:jc w:val="center"/>
         <w:tblLayout w:type="fixed"/>
         <w:tblLook w:firstColumn="1" w:firstRow="1" w:lastColumn="0" w:lastRow="0" w:noHBand="0" w:noVBand="1" w:val="04A0"/>
         <w:tblLayout w:type="fixed"/>
@@ -521,18 +732,31 @@
         <w:gridCol w:w="5556"/>
       </w:tblGrid>
       <w:tr>
+        <w:trPr>
+          <w:tblHeader/>
+        </w:trPr>
         <w:tc>
           <w:tcPr>
             <w:tcW w:type="dxa" w:w="3628"/>
-            <w:shd w:fill="E8EEF6"/>
+            <w:shd w:fill="E8EEF6" w:val="clear" w:color="auto"/>
           </w:tcPr>
           <w:p>
-            <w:r/>
+            <w:pPr>
+              <w:spacing w:line="240" w:lineRule="auto"/>
+              <w:ind w:firstLine="0"/>
+              <w:jc w:val="center"/>
+            </w:pPr>
             <w:r>
               <w:rPr>
-                <w:rFonts w:ascii="微软雅黑" w:hAnsi="微软雅黑" w:eastAsia="微软雅黑"/>
+                <w:rFonts w:ascii="Times New Roman" w:hAnsi="Times New Roman" w:eastAsia="宋体"/>
+                <w:sz w:val="18"/>
+              </w:rPr>
+            </w:r>
+            <w:r>
+              <w:rPr>
+                <w:rFonts w:ascii="Times New Roman" w:hAnsi="Times New Roman" w:eastAsia="宋体"/>
                 <w:b/>
-                <w:sz w:val="17"/>
+                <w:sz w:val="21"/>
               </w:rPr>
               <w:t>路径</w:t>
             </w:r>
@@ -541,15 +765,25 @@
         <w:tc>
           <w:tcPr>
             <w:tcW w:type="dxa" w:w="5556"/>
-            <w:shd w:fill="E8EEF6"/>
+            <w:shd w:fill="E8EEF6" w:val="clear" w:color="auto"/>
           </w:tcPr>
           <w:p>
-            <w:r/>
+            <w:pPr>
+              <w:spacing w:line="240" w:lineRule="auto"/>
+              <w:ind w:firstLine="0"/>
+              <w:jc w:val="center"/>
+            </w:pPr>
             <w:r>
               <w:rPr>
-                <w:rFonts w:ascii="微软雅黑" w:hAnsi="微软雅黑" w:eastAsia="微软雅黑"/>
+                <w:rFonts w:ascii="Times New Roman" w:hAnsi="Times New Roman" w:eastAsia="宋体"/>
+                <w:sz w:val="18"/>
+              </w:rPr>
+            </w:r>
+            <w:r>
+              <w:rPr>
+                <w:rFonts w:ascii="Times New Roman" w:hAnsi="Times New Roman" w:eastAsia="宋体"/>
                 <w:b/>
-                <w:sz w:val="17"/>
+                <w:sz w:val="21"/>
               </w:rPr>
               <w:t>内容</w:t>
             </w:r>
@@ -562,12 +796,21 @@
             <w:tcW w:type="dxa" w:w="3628"/>
           </w:tcPr>
           <w:p>
-            <w:r/>
+            <w:pPr>
+              <w:spacing w:line="240" w:lineRule="auto"/>
+              <w:ind w:firstLine="0"/>
+            </w:pPr>
             <w:r>
               <w:rPr>
-                <w:rFonts w:ascii="微软雅黑" w:hAnsi="微软雅黑" w:eastAsia="微软雅黑"/>
+                <w:rFonts w:ascii="Times New Roman" w:hAnsi="Times New Roman" w:eastAsia="宋体"/>
+                <w:sz w:val="18"/>
+              </w:rPr>
+            </w:r>
+            <w:r>
+              <w:rPr>
+                <w:rFonts w:ascii="Times New Roman" w:hAnsi="Times New Roman" w:eastAsia="宋体"/>
                 <w:b w:val="0"/>
-                <w:sz w:val="17"/>
+                <w:sz w:val="21"/>
               </w:rPr>
               <w:t>java/com/teampulse/common/</w:t>
             </w:r>
@@ -578,12 +821,21 @@
             <w:tcW w:type="dxa" w:w="5556"/>
           </w:tcPr>
           <w:p>
-            <w:r/>
+            <w:pPr>
+              <w:spacing w:line="240" w:lineRule="auto"/>
+              <w:ind w:firstLine="0"/>
+            </w:pPr>
             <w:r>
               <w:rPr>
-                <w:rFonts w:ascii="微软雅黑" w:hAnsi="微软雅黑" w:eastAsia="微软雅黑"/>
+                <w:rFonts w:ascii="Times New Roman" w:hAnsi="Times New Roman" w:eastAsia="宋体"/>
+                <w:sz w:val="18"/>
+              </w:rPr>
+            </w:r>
+            <w:r>
+              <w:rPr>
+                <w:rFonts w:ascii="Times New Roman" w:hAnsi="Times New Roman" w:eastAsia="宋体"/>
                 <w:b w:val="0"/>
-                <w:sz w:val="17"/>
+                <w:sz w:val="21"/>
               </w:rPr>
               <w:t>统一响应、分页、异常、基础实体</w:t>
             </w:r>
@@ -596,12 +848,21 @@
             <w:tcW w:type="dxa" w:w="3628"/>
           </w:tcPr>
           <w:p>
-            <w:r/>
+            <w:pPr>
+              <w:spacing w:line="240" w:lineRule="auto"/>
+              <w:ind w:firstLine="0"/>
+            </w:pPr>
             <w:r>
               <w:rPr>
-                <w:rFonts w:ascii="微软雅黑" w:hAnsi="微软雅黑" w:eastAsia="微软雅黑"/>
+                <w:rFonts w:ascii="Times New Roman" w:hAnsi="Times New Roman" w:eastAsia="宋体"/>
+                <w:sz w:val="18"/>
+              </w:rPr>
+            </w:r>
+            <w:r>
+              <w:rPr>
+                <w:rFonts w:ascii="Times New Roman" w:hAnsi="Times New Roman" w:eastAsia="宋体"/>
                 <w:b w:val="0"/>
-                <w:sz w:val="17"/>
+                <w:sz w:val="21"/>
               </w:rPr>
               <w:t>java/com/teampulse/config/</w:t>
             </w:r>
@@ -612,12 +873,21 @@
             <w:tcW w:type="dxa" w:w="5556"/>
           </w:tcPr>
           <w:p>
-            <w:r/>
+            <w:pPr>
+              <w:spacing w:line="240" w:lineRule="auto"/>
+              <w:ind w:firstLine="0"/>
+            </w:pPr>
             <w:r>
               <w:rPr>
-                <w:rFonts w:ascii="微软雅黑" w:hAnsi="微软雅黑" w:eastAsia="微软雅黑"/>
+                <w:rFonts w:ascii="Times New Roman" w:hAnsi="Times New Roman" w:eastAsia="宋体"/>
+                <w:sz w:val="18"/>
+              </w:rPr>
+            </w:r>
+            <w:r>
+              <w:rPr>
+                <w:rFonts w:ascii="Times New Roman" w:hAnsi="Times New Roman" w:eastAsia="宋体"/>
                 <w:b w:val="0"/>
-                <w:sz w:val="17"/>
+                <w:sz w:val="21"/>
               </w:rPr>
               <w:t>安全、MyBatis-Plus、MQTT、Swagger、可观测性过滤器</w:t>
             </w:r>
@@ -630,12 +900,21 @@
             <w:tcW w:type="dxa" w:w="3628"/>
           </w:tcPr>
           <w:p>
-            <w:r/>
+            <w:pPr>
+              <w:spacing w:line="240" w:lineRule="auto"/>
+              <w:ind w:firstLine="0"/>
+            </w:pPr>
             <w:r>
               <w:rPr>
-                <w:rFonts w:ascii="微软雅黑" w:hAnsi="微软雅黑" w:eastAsia="微软雅黑"/>
+                <w:rFonts w:ascii="Times New Roman" w:hAnsi="Times New Roman" w:eastAsia="宋体"/>
+                <w:sz w:val="18"/>
+              </w:rPr>
+            </w:r>
+            <w:r>
+              <w:rPr>
+                <w:rFonts w:ascii="Times New Roman" w:hAnsi="Times New Roman" w:eastAsia="宋体"/>
                 <w:b w:val="0"/>
-                <w:sz w:val="17"/>
+                <w:sz w:val="21"/>
               </w:rPr>
               <w:t>java/com/teampulse/security/</w:t>
             </w:r>
@@ -646,12 +925,21 @@
             <w:tcW w:type="dxa" w:w="5556"/>
           </w:tcPr>
           <w:p>
-            <w:r/>
+            <w:pPr>
+              <w:spacing w:line="240" w:lineRule="auto"/>
+              <w:ind w:firstLine="0"/>
+            </w:pPr>
             <w:r>
               <w:rPr>
-                <w:rFonts w:ascii="微软雅黑" w:hAnsi="微软雅黑" w:eastAsia="微软雅黑"/>
+                <w:rFonts w:ascii="Times New Roman" w:hAnsi="Times New Roman" w:eastAsia="宋体"/>
+                <w:sz w:val="18"/>
+              </w:rPr>
+            </w:r>
+            <w:r>
+              <w:rPr>
+                <w:rFonts w:ascii="Times New Roman" w:hAnsi="Times New Roman" w:eastAsia="宋体"/>
                 <w:b w:val="0"/>
-                <w:sz w:val="17"/>
+                <w:sz w:val="21"/>
               </w:rPr>
               <w:t>JWT 过滤器、LoginUser、SecurityUtils、Perms 权限常量</w:t>
             </w:r>
@@ -664,12 +952,21 @@
             <w:tcW w:type="dxa" w:w="3628"/>
           </w:tcPr>
           <w:p>
-            <w:r/>
+            <w:pPr>
+              <w:spacing w:line="240" w:lineRule="auto"/>
+              <w:ind w:firstLine="0"/>
+            </w:pPr>
             <w:r>
               <w:rPr>
-                <w:rFonts w:ascii="微软雅黑" w:hAnsi="微软雅黑" w:eastAsia="微软雅黑"/>
+                <w:rFonts w:ascii="Times New Roman" w:hAnsi="Times New Roman" w:eastAsia="宋体"/>
+                <w:sz w:val="18"/>
+              </w:rPr>
+            </w:r>
+            <w:r>
+              <w:rPr>
+                <w:rFonts w:ascii="Times New Roman" w:hAnsi="Times New Roman" w:eastAsia="宋体"/>
                 <w:b w:val="0"/>
-                <w:sz w:val="17"/>
+                <w:sz w:val="21"/>
               </w:rPr>
               <w:t>java/com/teampulse/module/auth/</w:t>
             </w:r>
@@ -680,12 +977,21 @@
             <w:tcW w:type="dxa" w:w="5556"/>
           </w:tcPr>
           <w:p>
-            <w:r/>
+            <w:pPr>
+              <w:spacing w:line="240" w:lineRule="auto"/>
+              <w:ind w:firstLine="0"/>
+            </w:pPr>
             <w:r>
               <w:rPr>
-                <w:rFonts w:ascii="微软雅黑" w:hAnsi="微软雅黑" w:eastAsia="微软雅黑"/>
+                <w:rFonts w:ascii="Times New Roman" w:hAnsi="Times New Roman" w:eastAsia="宋体"/>
+                <w:sz w:val="18"/>
+              </w:rPr>
+            </w:r>
+            <w:r>
+              <w:rPr>
+                <w:rFonts w:ascii="Times New Roman" w:hAnsi="Times New Roman" w:eastAsia="宋体"/>
                 <w:b w:val="0"/>
-                <w:sz w:val="17"/>
+                <w:sz w:val="21"/>
               </w:rPr>
               <w:t>登录注册</w:t>
             </w:r>
@@ -698,12 +1004,21 @@
             <w:tcW w:type="dxa" w:w="3628"/>
           </w:tcPr>
           <w:p>
-            <w:r/>
+            <w:pPr>
+              <w:spacing w:line="240" w:lineRule="auto"/>
+              <w:ind w:firstLine="0"/>
+            </w:pPr>
             <w:r>
               <w:rPr>
-                <w:rFonts w:ascii="微软雅黑" w:hAnsi="微软雅黑" w:eastAsia="微软雅黑"/>
+                <w:rFonts w:ascii="Times New Roman" w:hAnsi="Times New Roman" w:eastAsia="宋体"/>
+                <w:sz w:val="18"/>
+              </w:rPr>
+            </w:r>
+            <w:r>
+              <w:rPr>
+                <w:rFonts w:ascii="Times New Roman" w:hAnsi="Times New Roman" w:eastAsia="宋体"/>
                 <w:b w:val="0"/>
-                <w:sz w:val="17"/>
+                <w:sz w:val="21"/>
               </w:rPr>
               <w:t>java/com/teampulse/module/user/</w:t>
             </w:r>
@@ -714,12 +1029,21 @@
             <w:tcW w:type="dxa" w:w="5556"/>
           </w:tcPr>
           <w:p>
-            <w:r/>
+            <w:pPr>
+              <w:spacing w:line="240" w:lineRule="auto"/>
+              <w:ind w:firstLine="0"/>
+            </w:pPr>
             <w:r>
               <w:rPr>
-                <w:rFonts w:ascii="微软雅黑" w:hAnsi="微软雅黑" w:eastAsia="微软雅黑"/>
+                <w:rFonts w:ascii="Times New Roman" w:hAnsi="Times New Roman" w:eastAsia="宋体"/>
+                <w:sz w:val="18"/>
+              </w:rPr>
+            </w:r>
+            <w:r>
+              <w:rPr>
+                <w:rFonts w:ascii="Times New Roman" w:hAnsi="Times New Roman" w:eastAsia="宋体"/>
                 <w:b w:val="0"/>
-                <w:sz w:val="17"/>
+                <w:sz w:val="21"/>
               </w:rPr>
               <w:t>用户 CRUD、部门与角色绑定</w:t>
             </w:r>
@@ -732,12 +1056,21 @@
             <w:tcW w:type="dxa" w:w="3628"/>
           </w:tcPr>
           <w:p>
-            <w:r/>
+            <w:pPr>
+              <w:spacing w:line="240" w:lineRule="auto"/>
+              <w:ind w:firstLine="0"/>
+            </w:pPr>
             <w:r>
               <w:rPr>
-                <w:rFonts w:ascii="微软雅黑" w:hAnsi="微软雅黑" w:eastAsia="微软雅黑"/>
+                <w:rFonts w:ascii="Times New Roman" w:hAnsi="Times New Roman" w:eastAsia="宋体"/>
+                <w:sz w:val="18"/>
+              </w:rPr>
+            </w:r>
+            <w:r>
+              <w:rPr>
+                <w:rFonts w:ascii="Times New Roman" w:hAnsi="Times New Roman" w:eastAsia="宋体"/>
                 <w:b w:val="0"/>
-                <w:sz w:val="17"/>
+                <w:sz w:val="21"/>
               </w:rPr>
               <w:t>java/com/teampulse/module/rbac/</w:t>
             </w:r>
@@ -748,12 +1081,21 @@
             <w:tcW w:type="dxa" w:w="5556"/>
           </w:tcPr>
           <w:p>
-            <w:r/>
+            <w:pPr>
+              <w:spacing w:line="240" w:lineRule="auto"/>
+              <w:ind w:firstLine="0"/>
+            </w:pPr>
             <w:r>
               <w:rPr>
-                <w:rFonts w:ascii="微软雅黑" w:hAnsi="微软雅黑" w:eastAsia="微软雅黑"/>
+                <w:rFonts w:ascii="Times New Roman" w:hAnsi="Times New Roman" w:eastAsia="宋体"/>
+                <w:sz w:val="18"/>
+              </w:rPr>
+            </w:r>
+            <w:r>
+              <w:rPr>
+                <w:rFonts w:ascii="Times New Roman" w:hAnsi="Times New Roman" w:eastAsia="宋体"/>
                 <w:b w:val="0"/>
-                <w:sz w:val="17"/>
+                <w:sz w:val="21"/>
               </w:rPr>
               <w:t>部门、角色、权限、数据范围</w:t>
             </w:r>
@@ -766,12 +1108,21 @@
             <w:tcW w:type="dxa" w:w="3628"/>
           </w:tcPr>
           <w:p>
-            <w:r/>
+            <w:pPr>
+              <w:spacing w:line="240" w:lineRule="auto"/>
+              <w:ind w:firstLine="0"/>
+            </w:pPr>
             <w:r>
               <w:rPr>
-                <w:rFonts w:ascii="微软雅黑" w:hAnsi="微软雅黑" w:eastAsia="微软雅黑"/>
+                <w:rFonts w:ascii="Times New Roman" w:hAnsi="Times New Roman" w:eastAsia="宋体"/>
+                <w:sz w:val="18"/>
+              </w:rPr>
+            </w:r>
+            <w:r>
+              <w:rPr>
+                <w:rFonts w:ascii="Times New Roman" w:hAnsi="Times New Roman" w:eastAsia="宋体"/>
                 <w:b w:val="0"/>
-                <w:sz w:val="17"/>
+                <w:sz w:val="21"/>
               </w:rPr>
               <w:t>java/com/teampulse/module/audit/</w:t>
             </w:r>
@@ -782,12 +1133,21 @@
             <w:tcW w:type="dxa" w:w="5556"/>
           </w:tcPr>
           <w:p>
-            <w:r/>
+            <w:pPr>
+              <w:spacing w:line="240" w:lineRule="auto"/>
+              <w:ind w:firstLine="0"/>
+            </w:pPr>
             <w:r>
               <w:rPr>
-                <w:rFonts w:ascii="微软雅黑" w:hAnsi="微软雅黑" w:eastAsia="微软雅黑"/>
+                <w:rFonts w:ascii="Times New Roman" w:hAnsi="Times New Roman" w:eastAsia="宋体"/>
+                <w:sz w:val="18"/>
+              </w:rPr>
+            </w:r>
+            <w:r>
+              <w:rPr>
+                <w:rFonts w:ascii="Times New Roman" w:hAnsi="Times New Roman" w:eastAsia="宋体"/>
                 <w:b w:val="0"/>
-                <w:sz w:val="17"/>
+                <w:sz w:val="21"/>
               </w:rPr>
               <w:t>审计注解、切面、查询（含 audit_log 实体与接口）</w:t>
             </w:r>
@@ -800,12 +1160,21 @@
             <w:tcW w:type="dxa" w:w="3628"/>
           </w:tcPr>
           <w:p>
-            <w:r/>
+            <w:pPr>
+              <w:spacing w:line="240" w:lineRule="auto"/>
+              <w:ind w:firstLine="0"/>
+            </w:pPr>
             <w:r>
               <w:rPr>
-                <w:rFonts w:ascii="微软雅黑" w:hAnsi="微软雅黑" w:eastAsia="微软雅黑"/>
+                <w:rFonts w:ascii="Times New Roman" w:hAnsi="Times New Roman" w:eastAsia="宋体"/>
+                <w:sz w:val="18"/>
+              </w:rPr>
+            </w:r>
+            <w:r>
+              <w:rPr>
+                <w:rFonts w:ascii="Times New Roman" w:hAnsi="Times New Roman" w:eastAsia="宋体"/>
                 <w:b w:val="0"/>
-                <w:sz w:val="17"/>
+                <w:sz w:val="21"/>
               </w:rPr>
               <w:t>java/com/teampulse/module/team/</w:t>
             </w:r>
@@ -816,12 +1185,21 @@
             <w:tcW w:type="dxa" w:w="5556"/>
           </w:tcPr>
           <w:p>
-            <w:r/>
+            <w:pPr>
+              <w:spacing w:line="240" w:lineRule="auto"/>
+              <w:ind w:firstLine="0"/>
+            </w:pPr>
             <w:r>
               <w:rPr>
-                <w:rFonts w:ascii="微软雅黑" w:hAnsi="微软雅黑" w:eastAsia="微软雅黑"/>
+                <w:rFonts w:ascii="Times New Roman" w:hAnsi="Times New Roman" w:eastAsia="宋体"/>
+                <w:sz w:val="18"/>
+              </w:rPr>
+            </w:r>
+            <w:r>
+              <w:rPr>
+                <w:rFonts w:ascii="Times New Roman" w:hAnsi="Times New Roman" w:eastAsia="宋体"/>
                 <w:b w:val="0"/>
-                <w:sz w:val="17"/>
+                <w:sz w:val="21"/>
               </w:rPr>
               <w:t>团队与成员</w:t>
             </w:r>
@@ -834,12 +1212,21 @@
             <w:tcW w:type="dxa" w:w="3628"/>
           </w:tcPr>
           <w:p>
-            <w:r/>
+            <w:pPr>
+              <w:spacing w:line="240" w:lineRule="auto"/>
+              <w:ind w:firstLine="0"/>
+            </w:pPr>
             <w:r>
               <w:rPr>
-                <w:rFonts w:ascii="微软雅黑" w:hAnsi="微软雅黑" w:eastAsia="微软雅黑"/>
+                <w:rFonts w:ascii="Times New Roman" w:hAnsi="Times New Roman" w:eastAsia="宋体"/>
+                <w:sz w:val="18"/>
+              </w:rPr>
+            </w:r>
+            <w:r>
+              <w:rPr>
+                <w:rFonts w:ascii="Times New Roman" w:hAnsi="Times New Roman" w:eastAsia="宋体"/>
                 <w:b w:val="0"/>
-                <w:sz w:val="17"/>
+                <w:sz w:val="21"/>
               </w:rPr>
               <w:t>java/com/teampulse/module/schedule/</w:t>
             </w:r>
@@ -850,12 +1237,21 @@
             <w:tcW w:type="dxa" w:w="5556"/>
           </w:tcPr>
           <w:p>
-            <w:r/>
+            <w:pPr>
+              <w:spacing w:line="240" w:lineRule="auto"/>
+              <w:ind w:firstLine="0"/>
+            </w:pPr>
             <w:r>
               <w:rPr>
-                <w:rFonts w:ascii="微软雅黑" w:hAnsi="微软雅黑" w:eastAsia="微软雅黑"/>
+                <w:rFonts w:ascii="Times New Roman" w:hAnsi="Times New Roman" w:eastAsia="宋体"/>
+                <w:sz w:val="18"/>
+              </w:rPr>
+            </w:r>
+            <w:r>
+              <w:rPr>
+                <w:rFonts w:ascii="Times New Roman" w:hAnsi="Times New Roman" w:eastAsia="宋体"/>
                 <w:b w:val="0"/>
-                <w:sz w:val="17"/>
+                <w:sz w:val="21"/>
               </w:rPr>
               <w:t>日程</w:t>
             </w:r>
@@ -868,12 +1264,21 @@
             <w:tcW w:type="dxa" w:w="3628"/>
           </w:tcPr>
           <w:p>
-            <w:r/>
+            <w:pPr>
+              <w:spacing w:line="240" w:lineRule="auto"/>
+              <w:ind w:firstLine="0"/>
+            </w:pPr>
             <w:r>
               <w:rPr>
-                <w:rFonts w:ascii="微软雅黑" w:hAnsi="微软雅黑" w:eastAsia="微软雅黑"/>
+                <w:rFonts w:ascii="Times New Roman" w:hAnsi="Times New Roman" w:eastAsia="宋体"/>
+                <w:sz w:val="18"/>
+              </w:rPr>
+            </w:r>
+            <w:r>
+              <w:rPr>
+                <w:rFonts w:ascii="Times New Roman" w:hAnsi="Times New Roman" w:eastAsia="宋体"/>
                 <w:b w:val="0"/>
-                <w:sz w:val="17"/>
+                <w:sz w:val="21"/>
               </w:rPr>
               <w:t>java/com/teampulse/module/kanban/</w:t>
             </w:r>
@@ -884,12 +1289,21 @@
             <w:tcW w:type="dxa" w:w="5556"/>
           </w:tcPr>
           <w:p>
-            <w:r/>
+            <w:pPr>
+              <w:spacing w:line="240" w:lineRule="auto"/>
+              <w:ind w:firstLine="0"/>
+            </w:pPr>
             <w:r>
               <w:rPr>
-                <w:rFonts w:ascii="微软雅黑" w:hAnsi="微软雅黑" w:eastAsia="微软雅黑"/>
+                <w:rFonts w:ascii="Times New Roman" w:hAnsi="Times New Roman" w:eastAsia="宋体"/>
+                <w:sz w:val="18"/>
+              </w:rPr>
+            </w:r>
+            <w:r>
+              <w:rPr>
+                <w:rFonts w:ascii="Times New Roman" w:hAnsi="Times New Roman" w:eastAsia="宋体"/>
                 <w:b w:val="0"/>
-                <w:sz w:val="17"/>
+                <w:sz w:val="21"/>
               </w:rPr>
               <w:t>看板三层模型</w:t>
             </w:r>
@@ -902,12 +1316,21 @@
             <w:tcW w:type="dxa" w:w="3628"/>
           </w:tcPr>
           <w:p>
-            <w:r/>
+            <w:pPr>
+              <w:spacing w:line="240" w:lineRule="auto"/>
+              <w:ind w:firstLine="0"/>
+            </w:pPr>
             <w:r>
               <w:rPr>
-                <w:rFonts w:ascii="微软雅黑" w:hAnsi="微软雅黑" w:eastAsia="微软雅黑"/>
+                <w:rFonts w:ascii="Times New Roman" w:hAnsi="Times New Roman" w:eastAsia="宋体"/>
+                <w:sz w:val="18"/>
+              </w:rPr>
+            </w:r>
+            <w:r>
+              <w:rPr>
+                <w:rFonts w:ascii="Times New Roman" w:hAnsi="Times New Roman" w:eastAsia="宋体"/>
                 <w:b w:val="0"/>
-                <w:sz w:val="17"/>
+                <w:sz w:val="21"/>
               </w:rPr>
               <w:t>java/com/teampulse/module/worklog/</w:t>
             </w:r>
@@ -918,12 +1341,21 @@
             <w:tcW w:type="dxa" w:w="5556"/>
           </w:tcPr>
           <w:p>
-            <w:r/>
+            <w:pPr>
+              <w:spacing w:line="240" w:lineRule="auto"/>
+              <w:ind w:firstLine="0"/>
+            </w:pPr>
             <w:r>
               <w:rPr>
-                <w:rFonts w:ascii="微软雅黑" w:hAnsi="微软雅黑" w:eastAsia="微软雅黑"/>
+                <w:rFonts w:ascii="Times New Roman" w:hAnsi="Times New Roman" w:eastAsia="宋体"/>
+                <w:sz w:val="18"/>
+              </w:rPr>
+            </w:r>
+            <w:r>
+              <w:rPr>
+                <w:rFonts w:ascii="Times New Roman" w:hAnsi="Times New Roman" w:eastAsia="宋体"/>
                 <w:b w:val="0"/>
-                <w:sz w:val="17"/>
+                <w:sz w:val="21"/>
               </w:rPr>
               <w:t>工作日志</w:t>
             </w:r>
@@ -936,12 +1368,21 @@
             <w:tcW w:type="dxa" w:w="3628"/>
           </w:tcPr>
           <w:p>
-            <w:r/>
+            <w:pPr>
+              <w:spacing w:line="240" w:lineRule="auto"/>
+              <w:ind w:firstLine="0"/>
+            </w:pPr>
             <w:r>
               <w:rPr>
-                <w:rFonts w:ascii="微软雅黑" w:hAnsi="微软雅黑" w:eastAsia="微软雅黑"/>
+                <w:rFonts w:ascii="Times New Roman" w:hAnsi="Times New Roman" w:eastAsia="宋体"/>
+                <w:sz w:val="18"/>
+              </w:rPr>
+            </w:r>
+            <w:r>
+              <w:rPr>
+                <w:rFonts w:ascii="Times New Roman" w:hAnsi="Times New Roman" w:eastAsia="宋体"/>
                 <w:b w:val="0"/>
-                <w:sz w:val="17"/>
+                <w:sz w:val="21"/>
               </w:rPr>
               <w:t>java/com/teampulse/module/comment/</w:t>
             </w:r>
@@ -952,12 +1393,21 @@
             <w:tcW w:type="dxa" w:w="5556"/>
           </w:tcPr>
           <w:p>
-            <w:r/>
+            <w:pPr>
+              <w:spacing w:line="240" w:lineRule="auto"/>
+              <w:ind w:firstLine="0"/>
+            </w:pPr>
             <w:r>
               <w:rPr>
-                <w:rFonts w:ascii="微软雅黑" w:hAnsi="微软雅黑" w:eastAsia="微软雅黑"/>
+                <w:rFonts w:ascii="Times New Roman" w:hAnsi="Times New Roman" w:eastAsia="宋体"/>
+                <w:sz w:val="18"/>
+              </w:rPr>
+            </w:r>
+            <w:r>
+              <w:rPr>
+                <w:rFonts w:ascii="Times New Roman" w:hAnsi="Times New Roman" w:eastAsia="宋体"/>
                 <w:b w:val="0"/>
-                <w:sz w:val="17"/>
+                <w:sz w:val="21"/>
               </w:rPr>
               <w:t>评论与敏感词</w:t>
             </w:r>
@@ -970,12 +1420,21 @@
             <w:tcW w:type="dxa" w:w="3628"/>
           </w:tcPr>
           <w:p>
-            <w:r/>
+            <w:pPr>
+              <w:spacing w:line="240" w:lineRule="auto"/>
+              <w:ind w:firstLine="0"/>
+            </w:pPr>
             <w:r>
               <w:rPr>
-                <w:rFonts w:ascii="微软雅黑" w:hAnsi="微软雅黑" w:eastAsia="微软雅黑"/>
+                <w:rFonts w:ascii="Times New Roman" w:hAnsi="Times New Roman" w:eastAsia="宋体"/>
+                <w:sz w:val="18"/>
+              </w:rPr>
+            </w:r>
+            <w:r>
+              <w:rPr>
+                <w:rFonts w:ascii="Times New Roman" w:hAnsi="Times New Roman" w:eastAsia="宋体"/>
                 <w:b w:val="0"/>
-                <w:sz w:val="17"/>
+                <w:sz w:val="21"/>
               </w:rPr>
               <w:t>java/com/teampulse/module/attendance/</w:t>
             </w:r>
@@ -986,12 +1445,21 @@
             <w:tcW w:type="dxa" w:w="5556"/>
           </w:tcPr>
           <w:p>
-            <w:r/>
+            <w:pPr>
+              <w:spacing w:line="240" w:lineRule="auto"/>
+              <w:ind w:firstLine="0"/>
+            </w:pPr>
             <w:r>
               <w:rPr>
-                <w:rFonts w:ascii="微软雅黑" w:hAnsi="微软雅黑" w:eastAsia="微软雅黑"/>
+                <w:rFonts w:ascii="Times New Roman" w:hAnsi="Times New Roman" w:eastAsia="宋体"/>
+                <w:sz w:val="18"/>
+              </w:rPr>
+            </w:r>
+            <w:r>
+              <w:rPr>
+                <w:rFonts w:ascii="Times New Roman" w:hAnsi="Times New Roman" w:eastAsia="宋体"/>
                 <w:b w:val="0"/>
-                <w:sz w:val="17"/>
+                <w:sz w:val="21"/>
               </w:rPr>
               <w:t>打卡、规则、日汇总、补卡审批、设备、指标</w:t>
             </w:r>
@@ -1004,12 +1472,21 @@
             <w:tcW w:type="dxa" w:w="3628"/>
           </w:tcPr>
           <w:p>
-            <w:r/>
+            <w:pPr>
+              <w:spacing w:line="240" w:lineRule="auto"/>
+              <w:ind w:firstLine="0"/>
+            </w:pPr>
             <w:r>
               <w:rPr>
-                <w:rFonts w:ascii="微软雅黑" w:hAnsi="微软雅黑" w:eastAsia="微软雅黑"/>
+                <w:rFonts w:ascii="Times New Roman" w:hAnsi="Times New Roman" w:eastAsia="宋体"/>
+                <w:sz w:val="18"/>
+              </w:rPr>
+            </w:r>
+            <w:r>
+              <w:rPr>
+                <w:rFonts w:ascii="Times New Roman" w:hAnsi="Times New Roman" w:eastAsia="宋体"/>
                 <w:b w:val="0"/>
-                <w:sz w:val="17"/>
+                <w:sz w:val="21"/>
               </w:rPr>
               <w:t>java/com/teampulse/module/dashboard/</w:t>
             </w:r>
@@ -1020,12 +1497,21 @@
             <w:tcW w:type="dxa" w:w="5556"/>
           </w:tcPr>
           <w:p>
-            <w:r/>
+            <w:pPr>
+              <w:spacing w:line="240" w:lineRule="auto"/>
+              <w:ind w:firstLine="0"/>
+            </w:pPr>
             <w:r>
               <w:rPr>
-                <w:rFonts w:ascii="微软雅黑" w:hAnsi="微软雅黑" w:eastAsia="微软雅黑"/>
+                <w:rFonts w:ascii="Times New Roman" w:hAnsi="Times New Roman" w:eastAsia="宋体"/>
+                <w:sz w:val="18"/>
+              </w:rPr>
+            </w:r>
+            <w:r>
+              <w:rPr>
+                <w:rFonts w:ascii="Times New Roman" w:hAnsi="Times New Roman" w:eastAsia="宋体"/>
                 <w:b w:val="0"/>
-                <w:sz w:val="17"/>
+                <w:sz w:val="21"/>
               </w:rPr>
               <w:t>概览与趋势</w:t>
             </w:r>
@@ -1038,12 +1524,21 @@
             <w:tcW w:type="dxa" w:w="3628"/>
           </w:tcPr>
           <w:p>
-            <w:r/>
+            <w:pPr>
+              <w:spacing w:line="240" w:lineRule="auto"/>
+              <w:ind w:firstLine="0"/>
+            </w:pPr>
             <w:r>
               <w:rPr>
-                <w:rFonts w:ascii="微软雅黑" w:hAnsi="微软雅黑" w:eastAsia="微软雅黑"/>
+                <w:rFonts w:ascii="Times New Roman" w:hAnsi="Times New Roman" w:eastAsia="宋体"/>
+                <w:sz w:val="18"/>
+              </w:rPr>
+            </w:r>
+            <w:r>
+              <w:rPr>
+                <w:rFonts w:ascii="Times New Roman" w:hAnsi="Times New Roman" w:eastAsia="宋体"/>
                 <w:b w:val="0"/>
-                <w:sz w:val="17"/>
+                <w:sz w:val="21"/>
               </w:rPr>
               <w:t>resources/db/migration/</w:t>
             </w:r>
@@ -1054,12 +1549,21 @@
             <w:tcW w:type="dxa" w:w="5556"/>
           </w:tcPr>
           <w:p>
-            <w:r/>
+            <w:pPr>
+              <w:spacing w:line="240" w:lineRule="auto"/>
+              <w:ind w:firstLine="0"/>
+            </w:pPr>
             <w:r>
               <w:rPr>
-                <w:rFonts w:ascii="微软雅黑" w:hAnsi="微软雅黑" w:eastAsia="微软雅黑"/>
+                <w:rFonts w:ascii="Times New Roman" w:hAnsi="Times New Roman" w:eastAsia="宋体"/>
+                <w:sz w:val="18"/>
+              </w:rPr>
+            </w:r>
+            <w:r>
+              <w:rPr>
+                <w:rFonts w:ascii="Times New Roman" w:hAnsi="Times New Roman" w:eastAsia="宋体"/>
                 <w:b w:val="0"/>
-                <w:sz w:val="17"/>
+                <w:sz w:val="21"/>
               </w:rPr>
               <w:t>V1 协作域、V2 考勤域、V3 字典、V4 RBAC+部门+审批、V5 审计权限、V6 审计日志</w:t>
             </w:r>
@@ -1072,12 +1576,21 @@
             <w:tcW w:type="dxa" w:w="3628"/>
           </w:tcPr>
           <w:p>
-            <w:r/>
+            <w:pPr>
+              <w:spacing w:line="240" w:lineRule="auto"/>
+              <w:ind w:firstLine="0"/>
+            </w:pPr>
             <w:r>
               <w:rPr>
-                <w:rFonts w:ascii="微软雅黑" w:hAnsi="微软雅黑" w:eastAsia="微软雅黑"/>
+                <w:rFonts w:ascii="Times New Roman" w:hAnsi="Times New Roman" w:eastAsia="宋体"/>
+                <w:sz w:val="18"/>
+              </w:rPr>
+            </w:r>
+            <w:r>
+              <w:rPr>
+                <w:rFonts w:ascii="Times New Roman" w:hAnsi="Times New Roman" w:eastAsia="宋体"/>
                 <w:b w:val="0"/>
-                <w:sz w:val="17"/>
+                <w:sz w:val="21"/>
               </w:rPr>
               <w:t>resources/logback-spring.xml</w:t>
             </w:r>
@@ -1088,12 +1601,21 @@
             <w:tcW w:type="dxa" w:w="5556"/>
           </w:tcPr>
           <w:p>
-            <w:r/>
+            <w:pPr>
+              <w:spacing w:line="240" w:lineRule="auto"/>
+              <w:ind w:firstLine="0"/>
+            </w:pPr>
             <w:r>
               <w:rPr>
-                <w:rFonts w:ascii="微软雅黑" w:hAnsi="微软雅黑" w:eastAsia="微软雅黑"/>
+                <w:rFonts w:ascii="Times New Roman" w:hAnsi="Times New Roman" w:eastAsia="宋体"/>
+                <w:sz w:val="18"/>
+              </w:rPr>
+            </w:r>
+            <w:r>
+              <w:rPr>
+                <w:rFonts w:ascii="Times New Roman" w:hAnsi="Times New Roman" w:eastAsia="宋体"/>
                 <w:b w:val="0"/>
-                <w:sz w:val="17"/>
+                <w:sz w:val="21"/>
               </w:rPr>
               <w:t>带 traceId 的日志格式与滚动策略</w:t>
             </w:r>
@@ -1109,13 +1631,14 @@
     <w:p>
       <w:pPr>
         <w:pStyle w:val="Heading1"/>
+        <w:ind w:firstLine="0"/>
       </w:pPr>
       <w:r>
         <w:rPr>
-          <w:rFonts w:ascii="微软雅黑" w:hAnsi="微软雅黑" w:eastAsia="微软雅黑"/>
+          <w:rFonts w:ascii="Times New Roman" w:hAnsi="Times New Roman" w:eastAsia="黑体"/>
           <w:b/>
           <w:color w:val="0F2B46"/>
-          <w:sz w:val="30"/>
+          <w:sz w:val="32"/>
         </w:rPr>
         <w:t>四、前端关键路径</w:t>
       </w:r>
@@ -1124,6 +1647,7 @@
       <w:tblPr>
         <w:tblStyle w:val="TableGrid"/>
         <w:tblW w:type="auto" w:w="0"/>
+        <w:jc w:val="center"/>
         <w:tblLayout w:type="fixed"/>
         <w:tblLook w:firstColumn="1" w:firstRow="1" w:lastColumn="0" w:lastRow="0" w:noHBand="0" w:noVBand="1" w:val="04A0"/>
         <w:tblLayout w:type="fixed"/>
@@ -1133,18 +1657,31 @@
         <w:gridCol w:w="5556"/>
       </w:tblGrid>
       <w:tr>
+        <w:trPr>
+          <w:tblHeader/>
+        </w:trPr>
         <w:tc>
           <w:tcPr>
             <w:tcW w:type="dxa" w:w="3628"/>
-            <w:shd w:fill="E8EEF6"/>
+            <w:shd w:fill="E8EEF6" w:val="clear" w:color="auto"/>
           </w:tcPr>
           <w:p>
-            <w:r/>
+            <w:pPr>
+              <w:spacing w:line="240" w:lineRule="auto"/>
+              <w:ind w:firstLine="0"/>
+              <w:jc w:val="center"/>
+            </w:pPr>
             <w:r>
               <w:rPr>
-                <w:rFonts w:ascii="微软雅黑" w:hAnsi="微软雅黑" w:eastAsia="微软雅黑"/>
+                <w:rFonts w:ascii="Times New Roman" w:hAnsi="Times New Roman" w:eastAsia="宋体"/>
+                <w:sz w:val="18"/>
+              </w:rPr>
+            </w:r>
+            <w:r>
+              <w:rPr>
+                <w:rFonts w:ascii="Times New Roman" w:hAnsi="Times New Roman" w:eastAsia="宋体"/>
                 <w:b/>
-                <w:sz w:val="17"/>
+                <w:sz w:val="21"/>
               </w:rPr>
               <w:t>路径</w:t>
             </w:r>
@@ -1153,15 +1690,25 @@
         <w:tc>
           <w:tcPr>
             <w:tcW w:type="dxa" w:w="5556"/>
-            <w:shd w:fill="E8EEF6"/>
+            <w:shd w:fill="E8EEF6" w:val="clear" w:color="auto"/>
           </w:tcPr>
           <w:p>
-            <w:r/>
+            <w:pPr>
+              <w:spacing w:line="240" w:lineRule="auto"/>
+              <w:ind w:firstLine="0"/>
+              <w:jc w:val="center"/>
+            </w:pPr>
             <w:r>
               <w:rPr>
-                <w:rFonts w:ascii="微软雅黑" w:hAnsi="微软雅黑" w:eastAsia="微软雅黑"/>
+                <w:rFonts w:ascii="Times New Roman" w:hAnsi="Times New Roman" w:eastAsia="宋体"/>
+                <w:sz w:val="18"/>
+              </w:rPr>
+            </w:r>
+            <w:r>
+              <w:rPr>
+                <w:rFonts w:ascii="Times New Roman" w:hAnsi="Times New Roman" w:eastAsia="宋体"/>
                 <w:b/>
-                <w:sz w:val="17"/>
+                <w:sz w:val="21"/>
               </w:rPr>
               <w:t>内容</w:t>
             </w:r>
@@ -1174,12 +1721,21 @@
             <w:tcW w:type="dxa" w:w="3628"/>
           </w:tcPr>
           <w:p>
-            <w:r/>
+            <w:pPr>
+              <w:spacing w:line="240" w:lineRule="auto"/>
+              <w:ind w:firstLine="0"/>
+            </w:pPr>
             <w:r>
               <w:rPr>
-                <w:rFonts w:ascii="微软雅黑" w:hAnsi="微软雅黑" w:eastAsia="微软雅黑"/>
+                <w:rFonts w:ascii="Times New Roman" w:hAnsi="Times New Roman" w:eastAsia="宋体"/>
+                <w:sz w:val="18"/>
+              </w:rPr>
+            </w:r>
+            <w:r>
+              <w:rPr>
+                <w:rFonts w:ascii="Times New Roman" w:hAnsi="Times New Roman" w:eastAsia="宋体"/>
                 <w:b w:val="0"/>
-                <w:sz w:val="17"/>
+                <w:sz w:val="21"/>
               </w:rPr>
               <w:t>src/api/</w:t>
             </w:r>
@@ -1190,12 +1746,21 @@
             <w:tcW w:type="dxa" w:w="5556"/>
           </w:tcPr>
           <w:p>
-            <w:r/>
+            <w:pPr>
+              <w:spacing w:line="240" w:lineRule="auto"/>
+              <w:ind w:firstLine="0"/>
+            </w:pPr>
             <w:r>
               <w:rPr>
-                <w:rFonts w:ascii="微软雅黑" w:hAnsi="微软雅黑" w:eastAsia="微软雅黑"/>
+                <w:rFonts w:ascii="Times New Roman" w:hAnsi="Times New Roman" w:eastAsia="宋体"/>
+                <w:sz w:val="18"/>
+              </w:rPr>
+            </w:r>
+            <w:r>
+              <w:rPr>
+                <w:rFonts w:ascii="Times New Roman" w:hAnsi="Times New Roman" w:eastAsia="宋体"/>
                 <w:b w:val="0"/>
-                <w:sz w:val="17"/>
+                <w:sz w:val="21"/>
               </w:rPr>
               <w:t>axios 实例（http.js，含超时/401/traceId 处理）与模块接口封装</w:t>
             </w:r>
@@ -1208,12 +1773,21 @@
             <w:tcW w:type="dxa" w:w="3628"/>
           </w:tcPr>
           <w:p>
-            <w:r/>
+            <w:pPr>
+              <w:spacing w:line="240" w:lineRule="auto"/>
+              <w:ind w:firstLine="0"/>
+            </w:pPr>
             <w:r>
               <w:rPr>
-                <w:rFonts w:ascii="微软雅黑" w:hAnsi="微软雅黑" w:eastAsia="微软雅黑"/>
+                <w:rFonts w:ascii="Times New Roman" w:hAnsi="Times New Roman" w:eastAsia="宋体"/>
+                <w:sz w:val="18"/>
+              </w:rPr>
+            </w:r>
+            <w:r>
+              <w:rPr>
+                <w:rFonts w:ascii="Times New Roman" w:hAnsi="Times New Roman" w:eastAsia="宋体"/>
                 <w:b w:val="0"/>
-                <w:sz w:val="17"/>
+                <w:sz w:val="21"/>
               </w:rPr>
               <w:t>src/utils/netErrors.js</w:t>
             </w:r>
@@ -1224,12 +1798,21 @@
             <w:tcW w:type="dxa" w:w="5556"/>
           </w:tcPr>
           <w:p>
-            <w:r/>
+            <w:pPr>
+              <w:spacing w:line="240" w:lineRule="auto"/>
+              <w:ind w:firstLine="0"/>
+            </w:pPr>
             <w:r>
               <w:rPr>
-                <w:rFonts w:ascii="微软雅黑" w:hAnsi="微软雅黑" w:eastAsia="微软雅黑"/>
+                <w:rFonts w:ascii="Times New Roman" w:hAnsi="Times New Roman" w:eastAsia="宋体"/>
+                <w:sz w:val="18"/>
+              </w:rPr>
+            </w:r>
+            <w:r>
+              <w:rPr>
+                <w:rFonts w:ascii="Times New Roman" w:hAnsi="Times New Roman" w:eastAsia="宋体"/>
                 <w:b w:val="0"/>
-                <w:sz w:val="17"/>
+                <w:sz w:val="21"/>
               </w:rPr>
               <w:t>全局网络异常状态与重试</w:t>
             </w:r>
@@ -1242,12 +1825,21 @@
             <w:tcW w:type="dxa" w:w="3628"/>
           </w:tcPr>
           <w:p>
-            <w:r/>
+            <w:pPr>
+              <w:spacing w:line="240" w:lineRule="auto"/>
+              <w:ind w:firstLine="0"/>
+            </w:pPr>
             <w:r>
               <w:rPr>
-                <w:rFonts w:ascii="微软雅黑" w:hAnsi="微软雅黑" w:eastAsia="微软雅黑"/>
+                <w:rFonts w:ascii="Times New Roman" w:hAnsi="Times New Roman" w:eastAsia="宋体"/>
+                <w:sz w:val="18"/>
+              </w:rPr>
+            </w:r>
+            <w:r>
+              <w:rPr>
+                <w:rFonts w:ascii="Times New Roman" w:hAnsi="Times New Roman" w:eastAsia="宋体"/>
                 <w:b w:val="0"/>
-                <w:sz w:val="17"/>
+                <w:sz w:val="21"/>
               </w:rPr>
               <w:t>src/stores/auth.js</w:t>
             </w:r>
@@ -1258,12 +1850,21 @@
             <w:tcW w:type="dxa" w:w="5556"/>
           </w:tcPr>
           <w:p>
-            <w:r/>
+            <w:pPr>
+              <w:spacing w:line="240" w:lineRule="auto"/>
+              <w:ind w:firstLine="0"/>
+            </w:pPr>
             <w:r>
               <w:rPr>
-                <w:rFonts w:ascii="微软雅黑" w:hAnsi="微软雅黑" w:eastAsia="微软雅黑"/>
+                <w:rFonts w:ascii="Times New Roman" w:hAnsi="Times New Roman" w:eastAsia="宋体"/>
+                <w:sz w:val="18"/>
+              </w:rPr>
+            </w:r>
+            <w:r>
+              <w:rPr>
+                <w:rFonts w:ascii="Times New Roman" w:hAnsi="Times New Roman" w:eastAsia="宋体"/>
                 <w:b w:val="0"/>
-                <w:sz w:val="17"/>
+                <w:sz w:val="21"/>
               </w:rPr>
               <w:t>登录态 + 角色 + 权限点 + 数据范围（hasPerm / canUseAdminPanel）</w:t>
             </w:r>
@@ -1276,12 +1877,21 @@
             <w:tcW w:type="dxa" w:w="3628"/>
           </w:tcPr>
           <w:p>
-            <w:r/>
+            <w:pPr>
+              <w:spacing w:line="240" w:lineRule="auto"/>
+              <w:ind w:firstLine="0"/>
+            </w:pPr>
             <w:r>
               <w:rPr>
-                <w:rFonts w:ascii="微软雅黑" w:hAnsi="微软雅黑" w:eastAsia="微软雅黑"/>
+                <w:rFonts w:ascii="Times New Roman" w:hAnsi="Times New Roman" w:eastAsia="宋体"/>
+                <w:sz w:val="18"/>
+              </w:rPr>
+            </w:r>
+            <w:r>
+              <w:rPr>
+                <w:rFonts w:ascii="Times New Roman" w:hAnsi="Times New Roman" w:eastAsia="宋体"/>
                 <w:b w:val="0"/>
-                <w:sz w:val="17"/>
+                <w:sz w:val="21"/>
               </w:rPr>
               <w:t>src/router/index.js</w:t>
             </w:r>
@@ -1292,12 +1902,21 @@
             <w:tcW w:type="dxa" w:w="5556"/>
           </w:tcPr>
           <w:p>
-            <w:r/>
+            <w:pPr>
+              <w:spacing w:line="240" w:lineRule="auto"/>
+              <w:ind w:firstLine="0"/>
+            </w:pPr>
             <w:r>
               <w:rPr>
-                <w:rFonts w:ascii="微软雅黑" w:hAnsi="微软雅黑" w:eastAsia="微软雅黑"/>
+                <w:rFonts w:ascii="Times New Roman" w:hAnsi="Times New Roman" w:eastAsia="宋体"/>
+                <w:sz w:val="18"/>
+              </w:rPr>
+            </w:r>
+            <w:r>
+              <w:rPr>
+                <w:rFonts w:ascii="Times New Roman" w:hAnsi="Times New Roman" w:eastAsia="宋体"/>
                 <w:b w:val="0"/>
-                <w:sz w:val="17"/>
+                <w:sz w:val="21"/>
               </w:rPr>
               <w:t>路由与守卫（按权限决定可进哪个面板）</w:t>
             </w:r>
@@ -1310,12 +1929,21 @@
             <w:tcW w:type="dxa" w:w="3628"/>
           </w:tcPr>
           <w:p>
-            <w:r/>
+            <w:pPr>
+              <w:spacing w:line="240" w:lineRule="auto"/>
+              <w:ind w:firstLine="0"/>
+            </w:pPr>
             <w:r>
               <w:rPr>
-                <w:rFonts w:ascii="微软雅黑" w:hAnsi="微软雅黑" w:eastAsia="微软雅黑"/>
+                <w:rFonts w:ascii="Times New Roman" w:hAnsi="Times New Roman" w:eastAsia="宋体"/>
+                <w:sz w:val="18"/>
+              </w:rPr>
+            </w:r>
+            <w:r>
+              <w:rPr>
+                <w:rFonts w:ascii="Times New Roman" w:hAnsi="Times New Roman" w:eastAsia="宋体"/>
                 <w:b w:val="0"/>
-                <w:sz w:val="17"/>
+                <w:sz w:val="21"/>
               </w:rPr>
               <w:t>src/layouts/</w:t>
             </w:r>
@@ -1326,12 +1954,21 @@
             <w:tcW w:type="dxa" w:w="5556"/>
           </w:tcPr>
           <w:p>
-            <w:r/>
+            <w:pPr>
+              <w:spacing w:line="240" w:lineRule="auto"/>
+              <w:ind w:firstLine="0"/>
+            </w:pPr>
             <w:r>
               <w:rPr>
-                <w:rFonts w:ascii="微软雅黑" w:hAnsi="微软雅黑" w:eastAsia="微软雅黑"/>
+                <w:rFonts w:ascii="Times New Roman" w:hAnsi="Times New Roman" w:eastAsia="宋体"/>
+                <w:sz w:val="18"/>
+              </w:rPr>
+            </w:r>
+            <w:r>
+              <w:rPr>
+                <w:rFonts w:ascii="Times New Roman" w:hAnsi="Times New Roman" w:eastAsia="宋体"/>
                 <w:b w:val="0"/>
-                <w:sz w:val="17"/>
+                <w:sz w:val="21"/>
               </w:rPr>
               <w:t>AdminLayout（菜单按权限渲染）/ UserLayout</w:t>
             </w:r>
@@ -1344,12 +1981,21 @@
             <w:tcW w:type="dxa" w:w="3628"/>
           </w:tcPr>
           <w:p>
-            <w:r/>
+            <w:pPr>
+              <w:spacing w:line="240" w:lineRule="auto"/>
+              <w:ind w:firstLine="0"/>
+            </w:pPr>
             <w:r>
               <w:rPr>
-                <w:rFonts w:ascii="微软雅黑" w:hAnsi="微软雅黑" w:eastAsia="微软雅黑"/>
+                <w:rFonts w:ascii="Times New Roman" w:hAnsi="Times New Roman" w:eastAsia="宋体"/>
+                <w:sz w:val="18"/>
+              </w:rPr>
+            </w:r>
+            <w:r>
+              <w:rPr>
+                <w:rFonts w:ascii="Times New Roman" w:hAnsi="Times New Roman" w:eastAsia="宋体"/>
                 <w:b w:val="0"/>
-                <w:sz w:val="17"/>
+                <w:sz w:val="21"/>
               </w:rPr>
               <w:t>src/views/dashboard</w:t>
             </w:r>
@@ -1360,12 +2006,21 @@
             <w:tcW w:type="dxa" w:w="5556"/>
           </w:tcPr>
           <w:p>
-            <w:r/>
+            <w:pPr>
+              <w:spacing w:line="240" w:lineRule="auto"/>
+              <w:ind w:firstLine="0"/>
+            </w:pPr>
             <w:r>
               <w:rPr>
-                <w:rFonts w:ascii="微软雅黑" w:hAnsi="微软雅黑" w:eastAsia="微软雅黑"/>
+                <w:rFonts w:ascii="Times New Roman" w:hAnsi="Times New Roman" w:eastAsia="宋体"/>
+                <w:sz w:val="18"/>
+              </w:rPr>
+            </w:r>
+            <w:r>
+              <w:rPr>
+                <w:rFonts w:ascii="Times New Roman" w:hAnsi="Times New Roman" w:eastAsia="宋体"/>
                 <w:b w:val="0"/>
-                <w:sz w:val="17"/>
+                <w:sz w:val="21"/>
               </w:rPr>
               <w:t>仪表盘</w:t>
             </w:r>
@@ -1378,12 +2033,21 @@
             <w:tcW w:type="dxa" w:w="3628"/>
           </w:tcPr>
           <w:p>
-            <w:r/>
+            <w:pPr>
+              <w:spacing w:line="240" w:lineRule="auto"/>
+              <w:ind w:firstLine="0"/>
+            </w:pPr>
             <w:r>
               <w:rPr>
-                <w:rFonts w:ascii="微软雅黑" w:hAnsi="微软雅黑" w:eastAsia="微软雅黑"/>
+                <w:rFonts w:ascii="Times New Roman" w:hAnsi="Times New Roman" w:eastAsia="宋体"/>
+                <w:sz w:val="18"/>
+              </w:rPr>
+            </w:r>
+            <w:r>
+              <w:rPr>
+                <w:rFonts w:ascii="Times New Roman" w:hAnsi="Times New Roman" w:eastAsia="宋体"/>
                 <w:b w:val="0"/>
-                <w:sz w:val="17"/>
+                <w:sz w:val="21"/>
               </w:rPr>
               <w:t>src/views/overview/</w:t>
             </w:r>
@@ -1394,12 +2058,21 @@
             <w:tcW w:type="dxa" w:w="5556"/>
           </w:tcPr>
           <w:p>
-            <w:r/>
+            <w:pPr>
+              <w:spacing w:line="240" w:lineRule="auto"/>
+              <w:ind w:firstLine="0"/>
+            </w:pPr>
             <w:r>
               <w:rPr>
-                <w:rFonts w:ascii="微软雅黑" w:hAnsi="微软雅黑" w:eastAsia="微软雅黑"/>
+                <w:rFonts w:ascii="Times New Roman" w:hAnsi="Times New Roman" w:eastAsia="宋体"/>
+                <w:sz w:val="18"/>
+              </w:rPr>
+            </w:r>
+            <w:r>
+              <w:rPr>
+                <w:rFonts w:ascii="Times New Roman" w:hAnsi="Times New Roman" w:eastAsia="宋体"/>
                 <w:b w:val="0"/>
-                <w:sz w:val="17"/>
+                <w:sz w:val="21"/>
               </w:rPr>
               <w:t>公司概览（含打卡分析）/ 我的概览</w:t>
             </w:r>
@@ -1412,12 +2085,21 @@
             <w:tcW w:type="dxa" w:w="3628"/>
           </w:tcPr>
           <w:p>
-            <w:r/>
+            <w:pPr>
+              <w:spacing w:line="240" w:lineRule="auto"/>
+              <w:ind w:firstLine="0"/>
+            </w:pPr>
             <w:r>
               <w:rPr>
-                <w:rFonts w:ascii="微软雅黑" w:hAnsi="微软雅黑" w:eastAsia="微软雅黑"/>
+                <w:rFonts w:ascii="Times New Roman" w:hAnsi="Times New Roman" w:eastAsia="宋体"/>
+                <w:sz w:val="18"/>
+              </w:rPr>
+            </w:r>
+            <w:r>
+              <w:rPr>
+                <w:rFonts w:ascii="Times New Roman" w:hAnsi="Times New Roman" w:eastAsia="宋体"/>
                 <w:b w:val="0"/>
-                <w:sz w:val="17"/>
+                <w:sz w:val="21"/>
               </w:rPr>
               <w:t>src/views/attendance/</w:t>
             </w:r>
@@ -1428,12 +2110,21 @@
             <w:tcW w:type="dxa" w:w="5556"/>
           </w:tcPr>
           <w:p>
-            <w:r/>
+            <w:pPr>
+              <w:spacing w:line="240" w:lineRule="auto"/>
+              <w:ind w:firstLine="0"/>
+            </w:pPr>
             <w:r>
               <w:rPr>
-                <w:rFonts w:ascii="微软雅黑" w:hAnsi="微软雅黑" w:eastAsia="微软雅黑"/>
+                <w:rFonts w:ascii="Times New Roman" w:hAnsi="Times New Roman" w:eastAsia="宋体"/>
+                <w:sz w:val="18"/>
+              </w:rPr>
+            </w:r>
+            <w:r>
+              <w:rPr>
+                <w:rFonts w:ascii="Times New Roman" w:hAnsi="Times New Roman" w:eastAsia="宋体"/>
                 <w:b w:val="0"/>
-                <w:sz w:val="17"/>
+                <w:sz w:val="21"/>
               </w:rPr>
               <w:t>考勤看板、打卡记录、员工详情、设备、规则、补卡审批、考勤日历</w:t>
             </w:r>
@@ -1446,12 +2137,21 @@
             <w:tcW w:type="dxa" w:w="3628"/>
           </w:tcPr>
           <w:p>
-            <w:r/>
+            <w:pPr>
+              <w:spacing w:line="240" w:lineRule="auto"/>
+              <w:ind w:firstLine="0"/>
+            </w:pPr>
             <w:r>
               <w:rPr>
-                <w:rFonts w:ascii="微软雅黑" w:hAnsi="微软雅黑" w:eastAsia="微软雅黑"/>
+                <w:rFonts w:ascii="Times New Roman" w:hAnsi="Times New Roman" w:eastAsia="宋体"/>
+                <w:sz w:val="18"/>
+              </w:rPr>
+            </w:r>
+            <w:r>
+              <w:rPr>
+                <w:rFonts w:ascii="Times New Roman" w:hAnsi="Times New Roman" w:eastAsia="宋体"/>
                 <w:b w:val="0"/>
-                <w:sz w:val="17"/>
+                <w:sz w:val="21"/>
               </w:rPr>
               <w:t>src/views/audit/</w:t>
             </w:r>
@@ -1462,12 +2162,21 @@
             <w:tcW w:type="dxa" w:w="5556"/>
           </w:tcPr>
           <w:p>
-            <w:r/>
+            <w:pPr>
+              <w:spacing w:line="240" w:lineRule="auto"/>
+              <w:ind w:firstLine="0"/>
+            </w:pPr>
             <w:r>
               <w:rPr>
-                <w:rFonts w:ascii="微软雅黑" w:hAnsi="微软雅黑" w:eastAsia="微软雅黑"/>
+                <w:rFonts w:ascii="Times New Roman" w:hAnsi="Times New Roman" w:eastAsia="宋体"/>
+                <w:sz w:val="18"/>
+              </w:rPr>
+            </w:r>
+            <w:r>
+              <w:rPr>
+                <w:rFonts w:ascii="Times New Roman" w:hAnsi="Times New Roman" w:eastAsia="宋体"/>
                 <w:b w:val="0"/>
-                <w:sz w:val="17"/>
+                <w:sz w:val="21"/>
               </w:rPr>
               <w:t>审计日志（筛选 + 详情抽屉 + traceId 复制）</w:t>
             </w:r>
@@ -1480,12 +2189,21 @@
             <w:tcW w:type="dxa" w:w="3628"/>
           </w:tcPr>
           <w:p>
-            <w:r/>
+            <w:pPr>
+              <w:spacing w:line="240" w:lineRule="auto"/>
+              <w:ind w:firstLine="0"/>
+            </w:pPr>
             <w:r>
               <w:rPr>
-                <w:rFonts w:ascii="微软雅黑" w:hAnsi="微软雅黑" w:eastAsia="微软雅黑"/>
+                <w:rFonts w:ascii="Times New Roman" w:hAnsi="Times New Roman" w:eastAsia="宋体"/>
+                <w:sz w:val="18"/>
+              </w:rPr>
+            </w:r>
+            <w:r>
+              <w:rPr>
+                <w:rFonts w:ascii="Times New Roman" w:hAnsi="Times New Roman" w:eastAsia="宋体"/>
                 <w:b w:val="0"/>
-                <w:sz w:val="17"/>
+                <w:sz w:val="21"/>
               </w:rPr>
               <w:t>src/views/schedule|kanban|worklog|comment|teams|users/</w:t>
             </w:r>
@@ -1496,12 +2214,21 @@
             <w:tcW w:type="dxa" w:w="5556"/>
           </w:tcPr>
           <w:p>
-            <w:r/>
+            <w:pPr>
+              <w:spacing w:line="240" w:lineRule="auto"/>
+              <w:ind w:firstLine="0"/>
+            </w:pPr>
             <w:r>
               <w:rPr>
-                <w:rFonts w:ascii="微软雅黑" w:hAnsi="微软雅黑" w:eastAsia="微软雅黑"/>
+                <w:rFonts w:ascii="Times New Roman" w:hAnsi="Times New Roman" w:eastAsia="宋体"/>
+                <w:sz w:val="18"/>
+              </w:rPr>
+            </w:r>
+            <w:r>
+              <w:rPr>
+                <w:rFonts w:ascii="Times New Roman" w:hAnsi="Times New Roman" w:eastAsia="宋体"/>
                 <w:b w:val="0"/>
-                <w:sz w:val="17"/>
+                <w:sz w:val="21"/>
               </w:rPr>
               <w:t>各业务模块</w:t>
             </w:r>
@@ -1514,12 +2241,21 @@
             <w:tcW w:type="dxa" w:w="3628"/>
           </w:tcPr>
           <w:p>
-            <w:r/>
+            <w:pPr>
+              <w:spacing w:line="240" w:lineRule="auto"/>
+              <w:ind w:firstLine="0"/>
+            </w:pPr>
             <w:r>
               <w:rPr>
-                <w:rFonts w:ascii="微软雅黑" w:hAnsi="微软雅黑" w:eastAsia="微软雅黑"/>
+                <w:rFonts w:ascii="Times New Roman" w:hAnsi="Times New Roman" w:eastAsia="宋体"/>
+                <w:sz w:val="18"/>
+              </w:rPr>
+            </w:r>
+            <w:r>
+              <w:rPr>
+                <w:rFonts w:ascii="Times New Roman" w:hAnsi="Times New Roman" w:eastAsia="宋体"/>
                 <w:b w:val="0"/>
-                <w:sz w:val="17"/>
+                <w:sz w:val="21"/>
               </w:rPr>
               <w:t>src/views/user/</w:t>
             </w:r>
@@ -1530,12 +2266,21 @@
             <w:tcW w:type="dxa" w:w="5556"/>
           </w:tcPr>
           <w:p>
-            <w:r/>
+            <w:pPr>
+              <w:spacing w:line="240" w:lineRule="auto"/>
+              <w:ind w:firstLine="0"/>
+            </w:pPr>
             <w:r>
               <w:rPr>
-                <w:rFonts w:ascii="微软雅黑" w:hAnsi="微软雅黑" w:eastAsia="微软雅黑"/>
+                <w:rFonts w:ascii="Times New Roman" w:hAnsi="Times New Roman" w:eastAsia="宋体"/>
+                <w:sz w:val="18"/>
+              </w:rPr>
+            </w:r>
+            <w:r>
+              <w:rPr>
+                <w:rFonts w:ascii="Times New Roman" w:hAnsi="Times New Roman" w:eastAsia="宋体"/>
                 <w:b w:val="0"/>
-                <w:sz w:val="17"/>
+                <w:sz w:val="21"/>
               </w:rPr>
               <w:t>用户工作台（首页、我的考勤、我的团队等）</w:t>
             </w:r>
@@ -1548,12 +2293,21 @@
             <w:tcW w:type="dxa" w:w="3628"/>
           </w:tcPr>
           <w:p>
-            <w:r/>
+            <w:pPr>
+              <w:spacing w:line="240" w:lineRule="auto"/>
+              <w:ind w:firstLine="0"/>
+            </w:pPr>
             <w:r>
               <w:rPr>
-                <w:rFonts w:ascii="微软雅黑" w:hAnsi="微软雅黑" w:eastAsia="微软雅黑"/>
+                <w:rFonts w:ascii="Times New Roman" w:hAnsi="Times New Roman" w:eastAsia="宋体"/>
+                <w:sz w:val="18"/>
+              </w:rPr>
+            </w:r>
+            <w:r>
+              <w:rPr>
+                <w:rFonts w:ascii="Times New Roman" w:hAnsi="Times New Roman" w:eastAsia="宋体"/>
                 <w:b w:val="0"/>
-                <w:sz w:val="17"/>
+                <w:sz w:val="21"/>
               </w:rPr>
               <w:t>src/utils/</w:t>
             </w:r>
@@ -1564,12 +2318,21 @@
             <w:tcW w:type="dxa" w:w="5556"/>
           </w:tcPr>
           <w:p>
-            <w:r/>
+            <w:pPr>
+              <w:spacing w:line="240" w:lineRule="auto"/>
+              <w:ind w:firstLine="0"/>
+            </w:pPr>
             <w:r>
               <w:rPr>
-                <w:rFonts w:ascii="微软雅黑" w:hAnsi="微软雅黑" w:eastAsia="微软雅黑"/>
+                <w:rFonts w:ascii="Times New Roman" w:hAnsi="Times New Roman" w:eastAsia="宋体"/>
+                <w:sz w:val="18"/>
+              </w:rPr>
+            </w:r>
+            <w:r>
+              <w:rPr>
+                <w:rFonts w:ascii="Times New Roman" w:hAnsi="Times New Roman" w:eastAsia="宋体"/>
                 <w:b w:val="0"/>
-                <w:sz w:val="17"/>
+                <w:sz w:val="21"/>
               </w:rPr>
               <w:t>dict（枚举中文）、attendance（打卡文案）、sensitive（敏感词）</w:t>
             </w:r>
@@ -1582,12 +2345,21 @@
             <w:tcW w:type="dxa" w:w="3628"/>
           </w:tcPr>
           <w:p>
-            <w:r/>
+            <w:pPr>
+              <w:spacing w:line="240" w:lineRule="auto"/>
+              <w:ind w:firstLine="0"/>
+            </w:pPr>
             <w:r>
               <w:rPr>
-                <w:rFonts w:ascii="微软雅黑" w:hAnsi="微软雅黑" w:eastAsia="微软雅黑"/>
+                <w:rFonts w:ascii="Times New Roman" w:hAnsi="Times New Roman" w:eastAsia="宋体"/>
+                <w:sz w:val="18"/>
+              </w:rPr>
+            </w:r>
+            <w:r>
+              <w:rPr>
+                <w:rFonts w:ascii="Times New Roman" w:hAnsi="Times New Roman" w:eastAsia="宋体"/>
                 <w:b w:val="0"/>
-                <w:sz w:val="17"/>
+                <w:sz w:val="21"/>
               </w:rPr>
               <w:t>src/styles/index.css</w:t>
             </w:r>
@@ -1598,12 +2370,21 @@
             <w:tcW w:type="dxa" w:w="5556"/>
           </w:tcPr>
           <w:p>
-            <w:r/>
+            <w:pPr>
+              <w:spacing w:line="240" w:lineRule="auto"/>
+              <w:ind w:firstLine="0"/>
+            </w:pPr>
             <w:r>
               <w:rPr>
-                <w:rFonts w:ascii="微软雅黑" w:hAnsi="微软雅黑" w:eastAsia="微软雅黑"/>
+                <w:rFonts w:ascii="Times New Roman" w:hAnsi="Times New Roman" w:eastAsia="宋体"/>
+                <w:sz w:val="18"/>
+              </w:rPr>
+            </w:r>
+            <w:r>
+              <w:rPr>
+                <w:rFonts w:ascii="Times New Roman" w:hAnsi="Times New Roman" w:eastAsia="宋体"/>
                 <w:b w:val="0"/>
-                <w:sz w:val="17"/>
+                <w:sz w:val="21"/>
               </w:rPr>
               <w:t>淡蓝主题变量与全局卡片/表格样式</w:t>
             </w:r>
@@ -1617,13 +2398,34 @@
       </w:pPr>
     </w:p>
     <w:sectPr>
-      <w:pgSz w:w="12240" w:h="15840"/>
-      <w:pgMar w:top="1440" w:right="1247" w:bottom="1440" w:left="1247" w:header="720" w:footer="720" w:gutter="0"/>
+      <w:footerReference w:type="default" r:id="rId9"/>
+      <w:pgSz w:w="11906" w:h="16838"/>
+      <w:pgMar w:top="1247" w:right="1247" w:bottom="1247" w:left="1247" w:header="720" w:footer="720" w:gutter="0"/>
       <w:cols w:space="720"/>
       <w:docGrid w:linePitch="360"/>
     </w:sectPr>
   </w:body>
 </w:document>
+</file>
+
+<file path=word/footer1.xml><?xml version="1.0" encoding="utf-8"?>
+<w:ftr xmlns:m="http://schemas.openxmlformats.org/officeDocument/2006/math" xmlns:mc="http://schemas.openxmlformats.org/markup-compatibility/2006" xmlns:mo="http://schemas.microsoft.com/office/mac/office/2008/main" xmlns:mv="urn:schemas-microsoft-com:mac:vml" xmlns:o="urn:schemas-microsoft-com:office:office" xmlns:r="http://schemas.openxmlformats.org/officeDocument/2006/relationships" xmlns:v="urn:schemas-microsoft-com:vml" xmlns:w10="urn:schemas-microsoft-com:office:word" xmlns:w14="http://schemas.microsoft.com/office/word/2010/wordml" xmlns:w="http://schemas.openxmlformats.org/wordprocessingml/2006/main" xmlns:wne="http://schemas.microsoft.com/office/word/2006/wordml" xmlns:wp14="http://schemas.microsoft.com/office/word/2010/wordprocessingDrawing" xmlns:wp="http://schemas.openxmlformats.org/drawingml/2006/wordprocessingDrawing" xmlns:wpc="http://schemas.microsoft.com/office/word/2010/wordprocessingCanvas" xmlns:wpg="http://schemas.microsoft.com/office/word/2010/wordprocessingGroup" xmlns:wpi="http://schemas.microsoft.com/office/word/2010/wordprocessingInk" xmlns:wps="http://schemas.microsoft.com/office/word/2010/wordprocessingShape" mc:Ignorable="w14 wp14">
+  <w:p>
+    <w:pPr>
+      <w:pStyle w:val="Footer"/>
+      <w:jc w:val="center"/>
+    </w:pPr>
+    <w:r>
+      <w:rPr>
+        <w:rFonts w:ascii="Times New Roman" w:hAnsi="Times New Roman" w:eastAsia="宋体"/>
+        <w:sz w:val="21"/>
+      </w:rPr>
+      <w:fldChar w:fldCharType="begin"/>
+      <w:instrText xml:space="preserve"> PAGE </w:instrText>
+      <w:fldChar w:fldCharType="end"/>
+    </w:r>
+  </w:p>
+</w:ftr>
 </file>
 
 <file path=word/numbering.xml><?xml version="1.0" encoding="utf-8"?>
@@ -1835,8 +2637,8 @@
     <w:rPrDefault>
       <w:rPr>
         <w:rFonts w:asciiTheme="minorHAnsi" w:eastAsiaTheme="minorEastAsia" w:hAnsiTheme="minorHAnsi" w:cstheme="minorBidi"/>
-        <w:sz w:val="22"/>
-        <w:szCs w:val="22"/>
+        <w:sz w:val="21"/>
+        <w:szCs w:val="21"/>
         <w:lang w:val="en-US" w:eastAsia="en-US" w:bidi="ar-SA"/>
       </w:rPr>
     </w:rPrDefault>
@@ -1989,6 +2791,14 @@
     <w:name w:val="Normal"/>
     <w:qFormat/>
     <w:rsid w:val="00FC693F"/>
+    <w:pPr>
+      <w:spacing w:line="360" w:lineRule="auto" w:before="0" w:after="0"/>
+      <w:ind w:firstLine="420"/>
+    </w:pPr>
+    <w:rPr>
+      <w:rFonts w:ascii="Times New Roman" w:hAnsi="Times New Roman" w:eastAsia="宋体"/>
+      <w:sz w:val="21"/>
+    </w:rPr>
   </w:style>
   <w:style w:type="paragraph" w:styleId="Header">
     <w:name w:val="header"/>
@@ -2045,15 +2855,16 @@
     <w:pPr>
       <w:keepNext/>
       <w:keepLines/>
-      <w:spacing w:before="480" w:after="0"/>
+      <w:spacing w:before="240" w:after="120" w:line="360" w:lineRule="auto"/>
+      <w:ind w:firstLine="0"/>
       <w:outlineLvl w:val="0"/>
     </w:pPr>
     <w:rPr>
-      <w:rFonts w:asciiTheme="majorHAnsi" w:eastAsiaTheme="majorEastAsia" w:hAnsiTheme="majorHAnsi" w:cstheme="majorBidi"/>
+      <w:rFonts w:asciiTheme="majorHAnsi" w:eastAsiaTheme="majorEastAsia" w:hAnsiTheme="majorHAnsi" w:cstheme="majorBidi" w:ascii="Times New Roman" w:hAnsi="Times New Roman" w:eastAsia="黑体"/>
       <w:b/>
       <w:bCs/>
-      <w:color w:val="365F91" w:themeColor="accent1" w:themeShade="BF"/>
-      <w:sz w:val="28"/>
+      <w:color w:val="000000"/>
+      <w:sz w:val="32"/>
       <w:szCs w:val="28"/>
     </w:rPr>
   </w:style>
@@ -2069,15 +2880,16 @@
     <w:pPr>
       <w:keepNext/>
       <w:keepLines/>
-      <w:spacing w:before="200" w:after="0"/>
+      <w:spacing w:before="120" w:after="120" w:line="360" w:lineRule="auto"/>
+      <w:ind w:firstLine="0"/>
       <w:outlineLvl w:val="1"/>
     </w:pPr>
     <w:rPr>
-      <w:rFonts w:asciiTheme="majorHAnsi" w:eastAsiaTheme="majorEastAsia" w:hAnsiTheme="majorHAnsi" w:cstheme="majorBidi"/>
+      <w:rFonts w:asciiTheme="majorHAnsi" w:eastAsiaTheme="majorEastAsia" w:hAnsiTheme="majorHAnsi" w:cstheme="majorBidi" w:ascii="Times New Roman" w:hAnsi="Times New Roman" w:eastAsia="黑体"/>
       <w:b/>
       <w:bCs/>
-      <w:color w:val="4F81BD" w:themeColor="accent1"/>
-      <w:sz w:val="26"/>
+      <w:color w:val="000000"/>
+      <w:sz w:val="28"/>
       <w:szCs w:val="26"/>
     </w:rPr>
   </w:style>
@@ -2093,14 +2905,16 @@
     <w:pPr>
       <w:keepNext/>
       <w:keepLines/>
-      <w:spacing w:before="200" w:after="0"/>
+      <w:spacing w:before="120" w:after="120" w:line="360" w:lineRule="auto"/>
+      <w:ind w:firstLine="0"/>
       <w:outlineLvl w:val="2"/>
     </w:pPr>
     <w:rPr>
-      <w:rFonts w:asciiTheme="majorHAnsi" w:eastAsiaTheme="majorEastAsia" w:hAnsiTheme="majorHAnsi" w:cstheme="majorBidi"/>
+      <w:rFonts w:asciiTheme="majorHAnsi" w:eastAsiaTheme="majorEastAsia" w:hAnsiTheme="majorHAnsi" w:cstheme="majorBidi" w:ascii="Times New Roman" w:hAnsi="Times New Roman" w:eastAsia="黑体"/>
       <w:b/>
       <w:bCs/>
-      <w:color w:val="4F81BD" w:themeColor="accent1"/>
+      <w:color w:val="000000"/>
+      <w:sz w:val="24"/>
     </w:rPr>
   </w:style>
   <w:style w:type="paragraph" w:styleId="Heading4">
@@ -2410,6 +3224,10 @@
       <w:ind w:left="720"/>
       <w:contextualSpacing/>
     </w:pPr>
+    <w:rPr>
+      <w:rFonts w:ascii="Times New Roman" w:hAnsi="Times New Roman" w:eastAsia="宋体"/>
+      <w:sz w:val="21"/>
+    </w:rPr>
   </w:style>
   <w:style w:type="paragraph" w:styleId="BodyText">
     <w:name w:val="Body Text"/>
@@ -2518,6 +3336,10 @@
       </w:numPr>
       <w:contextualSpacing/>
     </w:pPr>
+    <w:rPr>
+      <w:rFonts w:ascii="Times New Roman" w:hAnsi="Times New Roman" w:eastAsia="宋体"/>
+      <w:sz w:val="21"/>
+    </w:rPr>
   </w:style>
   <w:style w:type="paragraph" w:styleId="ListBullet2">
     <w:name w:val="List Bullet 2"/>
@@ -2557,6 +3379,10 @@
       </w:numPr>
       <w:contextualSpacing/>
     </w:pPr>
+    <w:rPr>
+      <w:rFonts w:ascii="Times New Roman" w:hAnsi="Times New Roman" w:eastAsia="宋体"/>
+      <w:sz w:val="21"/>
+    </w:rPr>
   </w:style>
   <w:style w:type="paragraph" w:styleId="ListNumber2">
     <w:name w:val="List Number 2"/>
